--- a/public/data/HITOS/HITO_CongresoCIP/HITO_CongresoCIP.docx
+++ b/public/data/HITOS/HITO_CongresoCIP/HITO_CongresoCIP.docx
@@ -1,415 +1,672 @@
 
 <file path=word/document.xml><?xml version="1.0" encoding="utf-8"?>
-<w:document xmlns:mc="http://schemas.openxmlformats.org/markup-compatibility/2006" xmlns:o="urn:schemas-microsoft-com:office:office" xmlns:r="http://schemas.openxmlformats.org/officeDocument/2006/relationships" xmlns:m="http://schemas.openxmlformats.org/officeDocument/2006/math" xmlns:v="urn:schemas-microsoft-com:vml" xmlns:wp="http://schemas.openxmlformats.org/drawingml/2006/wordprocessingDrawing" xmlns:w10="urn:schemas-microsoft-com:office:word" xmlns:w="http://schemas.openxmlformats.org/wordprocessingml/2006/main" xmlns:wne="http://schemas.microsoft.com/office/word/2006/wordml" xmlns:sl="http://schemas.openxmlformats.org/schemaLibrary/2006/main" xmlns:a="http://schemas.openxmlformats.org/drawingml/2006/main" xmlns:pic="http://schemas.openxmlformats.org/drawingml/2006/picture" xmlns:c="http://schemas.openxmlformats.org/drawingml/2006/chart" xmlns:lc="http://schemas.openxmlformats.org/drawingml/2006/lockedCanvas" xmlns:dgm="http://schemas.openxmlformats.org/drawingml/2006/diagram" xmlns:wps="http://schemas.microsoft.com/office/word/2010/wordprocessingShape" xmlns:wpg="http://schemas.microsoft.com/office/word/2010/wordprocessingGroup" xmlns:w14="http://schemas.microsoft.com/office/word/2010/wordml" xmlns:w15="http://schemas.microsoft.com/office/word/2012/wordml" xmlns:w16="http://schemas.microsoft.com/office/word/2018/wordml" xmlns:w16cex="http://schemas.microsoft.com/office/word/2018/wordml/cex" xmlns:w16cid="http://schemas.microsoft.com/office/word/2016/wordml/cid" xmlns="http://schemas.microsoft.com/office/tasks/2019/documenttasks" xmlns:cr="http://schemas.microsoft.com/office/comments/2020/reactions">
+<w:document xmlns:wpc="http://schemas.microsoft.com/office/word/2010/wordprocessingCanvas" xmlns:cx="http://schemas.microsoft.com/office/drawing/2014/chartex" xmlns:cx1="http://schemas.microsoft.com/office/drawing/2015/9/8/chartex" xmlns:cx2="http://schemas.microsoft.com/office/drawing/2015/10/21/chartex" xmlns:cx3="http://schemas.microsoft.com/office/drawing/2016/5/9/chartex" xmlns:cx4="http://schemas.microsoft.com/office/drawing/2016/5/10/chartex" xmlns:cx5="http://schemas.microsoft.com/office/drawing/2016/5/11/chartex" xmlns:cx6="http://schemas.microsoft.com/office/drawing/2016/5/12/chartex" xmlns:cx7="http://schemas.microsoft.com/office/drawing/2016/5/13/chartex" xmlns:cx8="http://schemas.microsoft.com/office/drawing/2016/5/14/chartex" xmlns:mc="http://schemas.openxmlformats.org/markup-compatibility/2006" xmlns:aink="http://schemas.microsoft.com/office/drawing/2016/ink" xmlns:am3d="http://schemas.microsoft.com/office/drawing/2017/model3d" xmlns:o="urn:schemas-microsoft-com:office:office" xmlns:oel="http://schemas.microsoft.com/office/2019/extlst" xmlns:r="http://schemas.openxmlformats.org/officeDocument/2006/relationships" xmlns:m="http://schemas.openxmlformats.org/officeDocument/2006/math" xmlns:v="urn:schemas-microsoft-com:vml" xmlns:wp14="http://schemas.microsoft.com/office/word/2010/wordprocessingDrawing" xmlns:wp="http://schemas.openxmlformats.org/drawingml/2006/wordprocessingDrawing" xmlns:w10="urn:schemas-microsoft-com:office:word" xmlns:w="http://schemas.openxmlformats.org/wordprocessingml/2006/main" xmlns:w14="http://schemas.microsoft.com/office/word/2010/wordml" xmlns:w15="http://schemas.microsoft.com/office/word/2012/wordml" xmlns:w16cex="http://schemas.microsoft.com/office/word/2018/wordml/cex" xmlns:w16cid="http://schemas.microsoft.com/office/word/2016/wordml/cid" xmlns:w16="http://schemas.microsoft.com/office/word/2018/wordml" xmlns:w16sdtdh="http://schemas.microsoft.com/office/word/2020/wordml/sdtdatahash" xmlns:w16se="http://schemas.microsoft.com/office/word/2015/wordml/symex" xmlns:wpg="http://schemas.microsoft.com/office/word/2010/wordprocessingGroup" xmlns:wpi="http://schemas.microsoft.com/office/word/2010/wordprocessingInk" xmlns:wne="http://schemas.microsoft.com/office/word/2006/wordml" xmlns:wps="http://schemas.microsoft.com/office/word/2010/wordprocessingShape" mc:Ignorable="w14 w15 w16se w16cid w16 w16cex w16sdtdh wp14">
   <w:body>
     <w:p>
       <w:pPr>
-        <w:pStyle w:val="Heading1"/>
+        <w:pStyle w:val="Ttulo1"/>
         <w:keepNext w:val="0"/>
         <w:keepLines w:val="0"/>
-        <w:spacing w:before="480" w:lineRule="auto"/>
-        <w:rPr>
-          <w:b w:val="1"/>
-          <w:bCs w:val="1"/>
+        <w:spacing w:before="480"/>
+        <w:rPr>
+          <w:b/>
+          <w:bCs/>
           <w:sz w:val="46"/>
           <w:szCs w:val="46"/>
-        </w:rPr>
-      </w:pPr>
-      <w:bookmarkStart w:colFirst="0" w:colLast="0" w:name="_7s1vdma4o318" w:id="0"/>
+          <w:lang w:val="es-PE"/>
+        </w:rPr>
+      </w:pPr>
+      <w:bookmarkStart w:id="0" w:name="_7s1vdma4o318" w:colFirst="0" w:colLast="0"/>
       <w:bookmarkEnd w:id="0"/>
       <w:r>
         <w:rPr>
-          <w:b w:val="1"/>
-          <w:bCs w:val="1"/>
+          <w:b/>
+          <w:bCs/>
           <w:sz w:val="46"/>
           <w:szCs w:val="46"/>
-          <w:rtl w:val="0"/>
-        </w:rPr>
-        <w:t xml:space="preserve">🚀 TEMPLATE OFICIAL — HITO </w:t>
-      </w:r>
-    </w:p>
-    <w:p>
-      <w:pPr>
-        <w:spacing w:after="240" w:before="240" w:lineRule="auto"/>
-        <w:rPr/>
-      </w:pPr>
-      <w:r>
-        <w:rPr>
-          <w:rtl w:val="0"/>
-        </w:rPr>
-        <w:t xml:space="preserve">(Para eventos, lanzamientos, colaboraciones o avances de QuantumHub)</w:t>
-      </w:r>
-    </w:p>
-    <w:p>
-      <w:pPr>
-        <w:rPr/>
-      </w:pPr>
-      <w:r>
-        <w:pict>
-          <v:rect style="width:0.0pt;height:1.5pt" o:hr="t" o:hrstd="t" o:hralign="center" fillcolor="#A0A0A0" stroked="f"/>
+        </w:rPr>
+        <w:t>🚀</w:t>
+      </w:r>
+      <w:r>
+        <w:rPr>
+          <w:b/>
+          <w:bCs/>
+          <w:sz w:val="46"/>
+          <w:szCs w:val="46"/>
+          <w:lang w:val="es-PE"/>
+        </w:rPr>
+        <w:t xml:space="preserve"> TEMPLATE OFICIAL — HITO </w:t>
+      </w:r>
+    </w:p>
+    <w:p>
+      <w:pPr>
+        <w:spacing w:before="240" w:after="240"/>
+        <w:rPr>
+          <w:lang w:val="es-PE"/>
+        </w:rPr>
+      </w:pPr>
+      <w:r>
+        <w:rPr>
+          <w:lang w:val="es-PE"/>
+        </w:rPr>
+        <w:t>(Para eventos, lanzamientos, colaboraciones o avances de QuantumHub)</w:t>
+      </w:r>
+    </w:p>
+    <w:p>
+      <w:r>
+        <w:pict w14:anchorId="6F9BC01B">
+          <v:rect id="_x0000_i1025" style="width:0;height:1.5pt" o:hralign="center" o:hrstd="t" o:hr="t" fillcolor="#a0a0a0" stroked="f"/>
         </w:pict>
       </w:r>
-      <w:r>
-        <w:rPr>
-          <w:rtl w:val="0"/>
-        </w:rPr>
-      </w:r>
-    </w:p>
-    <w:p>
-      <w:pPr>
-        <w:pStyle w:val="Heading2"/>
+    </w:p>
+    <w:p>
+      <w:pPr>
+        <w:pStyle w:val="Ttulo2"/>
         <w:keepNext w:val="0"/>
         <w:keepLines w:val="0"/>
-        <w:spacing w:after="80" w:lineRule="auto"/>
-        <w:rPr>
-          <w:b w:val="1"/>
-          <w:bCs w:val="1"/>
+        <w:spacing w:after="80"/>
+        <w:rPr>
+          <w:b/>
+          <w:bCs/>
           <w:sz w:val="34"/>
           <w:szCs w:val="34"/>
         </w:rPr>
       </w:pPr>
-      <w:bookmarkStart w:colFirst="0" w:colLast="0" w:name="_wf6269cei5dc" w:id="1"/>
+      <w:bookmarkStart w:id="1" w:name="_wf6269cei5dc" w:colFirst="0" w:colLast="0"/>
       <w:bookmarkEnd w:id="1"/>
       <w:r>
         <w:rPr>
-          <w:b w:val="1"/>
-          <w:bCs w:val="1"/>
+          <w:b/>
+          <w:bCs/>
           <w:sz w:val="34"/>
           <w:szCs w:val="34"/>
-          <w:rtl w:val="0"/>
-        </w:rPr>
-        <w:t xml:space="preserve">1. Título</w:t>
-      </w:r>
-    </w:p>
-    <w:p>
-      <w:pPr>
-        <w:spacing w:after="200" w:lineRule="auto"/>
-        <w:rPr/>
-      </w:pPr>
-      <w:r>
-        <w:rPr>
-          <w:rtl w:val="0"/>
-        </w:rPr>
-        <w:t xml:space="preserve">Presentación del estudio “Quantum Readiness in Latin American High Schools” en el II Congreso Internacional de Investigación Científica Federico Villarreal</w:t>
-      </w:r>
-      <w:r>
-        <w:rPr>
-          <w:rtl w:val="0"/>
-        </w:rPr>
-      </w:r>
-    </w:p>
-    <w:p>
-      <w:pPr>
-        <w:spacing w:before="240" w:lineRule="auto"/>
-        <w:rPr>
-          <w:b w:val="1"/>
-          <w:bCs w:val="1"/>
+        </w:rPr>
+        <w:t xml:space="preserve">1. </w:t>
+      </w:r>
+      <w:proofErr w:type="spellStart"/>
+      <w:r>
+        <w:rPr>
+          <w:b/>
+          <w:bCs/>
           <w:sz w:val="34"/>
           <w:szCs w:val="34"/>
         </w:rPr>
-      </w:pPr>
-      <w:r>
-        <w:rPr>
-          <w:b w:val="1"/>
-          <w:bCs w:val="1"/>
+        <w:t>Título</w:t>
+      </w:r>
+      <w:proofErr w:type="spellEnd"/>
+    </w:p>
+    <w:p>
+      <w:pPr>
+        <w:spacing w:after="200"/>
+        <w:rPr>
+          <w:lang w:val="es-PE"/>
+        </w:rPr>
+      </w:pPr>
+      <w:r>
+        <w:rPr>
+          <w:lang w:val="es-PE"/>
+        </w:rPr>
+        <w:t xml:space="preserve">Presentación del estudio “Quantum </w:t>
+      </w:r>
+      <w:proofErr w:type="spellStart"/>
+      <w:r>
+        <w:rPr>
+          <w:lang w:val="es-PE"/>
+        </w:rPr>
+        <w:t>Readiness</w:t>
+      </w:r>
+      <w:proofErr w:type="spellEnd"/>
+      <w:r>
+        <w:rPr>
+          <w:lang w:val="es-PE"/>
+        </w:rPr>
+        <w:t xml:space="preserve"> in </w:t>
+      </w:r>
+      <w:proofErr w:type="spellStart"/>
+      <w:r>
+        <w:rPr>
+          <w:lang w:val="es-PE"/>
+        </w:rPr>
+        <w:t>Latin</w:t>
+      </w:r>
+      <w:proofErr w:type="spellEnd"/>
+      <w:r>
+        <w:rPr>
+          <w:lang w:val="es-PE"/>
+        </w:rPr>
+        <w:t xml:space="preserve"> American High </w:t>
+      </w:r>
+      <w:proofErr w:type="spellStart"/>
+      <w:r>
+        <w:rPr>
+          <w:lang w:val="es-PE"/>
+        </w:rPr>
+        <w:t>Schools</w:t>
+      </w:r>
+      <w:proofErr w:type="spellEnd"/>
+      <w:r>
+        <w:rPr>
+          <w:lang w:val="es-PE"/>
+        </w:rPr>
+        <w:t>” en el II Congreso Internacional de Investigación Científica Federico Villarreal</w:t>
+      </w:r>
+    </w:p>
+    <w:p>
+      <w:pPr>
+        <w:spacing w:before="240"/>
+        <w:rPr>
+          <w:b/>
+          <w:bCs/>
           <w:sz w:val="34"/>
           <w:szCs w:val="34"/>
-          <w:rtl w:val="0"/>
-        </w:rPr>
-        <w:t xml:space="preserve">2. Fecha</w:t>
-      </w:r>
-    </w:p>
-    <w:p>
-      <w:pPr>
-        <w:spacing w:after="240" w:lineRule="auto"/>
-        <w:rPr/>
-      </w:pPr>
-      <w:r>
-        <w:rPr>
-          <w:rtl w:val="0"/>
-        </w:rPr>
-        <w:t xml:space="preserve">Octubre, 2025</w:t>
-      </w:r>
-      <w:r>
-        <w:rPr>
-          <w:rtl w:val="0"/>
-        </w:rPr>
-      </w:r>
-    </w:p>
-    <w:p>
-      <w:pPr>
-        <w:pStyle w:val="Heading2"/>
+          <w:lang w:val="es-PE"/>
+        </w:rPr>
+      </w:pPr>
+      <w:r>
+        <w:rPr>
+          <w:b/>
+          <w:bCs/>
+          <w:sz w:val="34"/>
+          <w:szCs w:val="34"/>
+          <w:lang w:val="es-PE"/>
+        </w:rPr>
+        <w:t>2. Fecha</w:t>
+      </w:r>
+    </w:p>
+    <w:p>
+      <w:pPr>
+        <w:spacing w:after="240"/>
+        <w:rPr>
+          <w:lang w:val="es-PE"/>
+        </w:rPr>
+      </w:pPr>
+      <w:r>
+        <w:rPr>
+          <w:lang w:val="es-PE"/>
+        </w:rPr>
+        <w:t>Octubre 2025</w:t>
+      </w:r>
+    </w:p>
+    <w:p>
+      <w:pPr>
+        <w:pStyle w:val="Ttulo2"/>
         <w:keepNext w:val="0"/>
         <w:keepLines w:val="0"/>
-        <w:spacing w:after="80" w:lineRule="auto"/>
-        <w:rPr>
-          <w:b w:val="1"/>
-          <w:bCs w:val="1"/>
+        <w:spacing w:after="80"/>
+        <w:rPr>
+          <w:b/>
+          <w:bCs/>
           <w:sz w:val="34"/>
           <w:szCs w:val="34"/>
-        </w:rPr>
-      </w:pPr>
-      <w:bookmarkStart w:colFirst="0" w:colLast="0" w:name="_ih2frledbxiv" w:id="2"/>
+          <w:lang w:val="es-PE"/>
+        </w:rPr>
+      </w:pPr>
+      <w:bookmarkStart w:id="2" w:name="_ih2frledbxiv" w:colFirst="0" w:colLast="0"/>
       <w:bookmarkEnd w:id="2"/>
       <w:r>
         <w:rPr>
-          <w:b w:val="1"/>
-          <w:bCs w:val="1"/>
+          <w:b/>
+          <w:bCs/>
           <w:sz w:val="34"/>
           <w:szCs w:val="34"/>
-          <w:rtl w:val="0"/>
-        </w:rPr>
-        <w:t xml:space="preserve">3. Resumen corto (máx. 2–3 líneas)</w:t>
-      </w:r>
-    </w:p>
-    <w:p>
-      <w:pPr>
-        <w:spacing w:after="240" w:lineRule="auto"/>
-        <w:rPr/>
-      </w:pPr>
-      <w:r>
-        <w:rPr>
-          <w:rtl w:val="0"/>
-        </w:rPr>
-        <w:t xml:space="preserve">El estudi</w:t>
-      </w:r>
-      <w:r>
-        <w:rPr>
-          <w:rtl w:val="0"/>
-        </w:rPr>
-        <w:t xml:space="preserve">o “Quantum Readiness in Latin American High Schools: Curriculum Compatibility and Enabling Conditions”</w:t>
-      </w:r>
-      <w:r>
-        <w:rPr>
-          <w:rtl w:val="0"/>
-        </w:rPr>
-        <w:t xml:space="preserve"> fue presentado en el II Congreso Internacional de Investigación Científica Federico Villarreal, realizado en el Colegio de Ingenieros del Perú (CIP).</w:t>
-      </w:r>
-      <w:r>
-        <w:rPr>
-          <w:rtl w:val="0"/>
-        </w:rPr>
-      </w:r>
-    </w:p>
-    <w:p>
-      <w:pPr>
-        <w:pStyle w:val="Heading2"/>
+          <w:lang w:val="es-PE"/>
+        </w:rPr>
+        <w:t>3. Resumen corto (máx. 2–3 líneas)</w:t>
+      </w:r>
+    </w:p>
+    <w:p>
+      <w:pPr>
+        <w:spacing w:after="240"/>
+        <w:rPr>
+          <w:lang w:val="es-PE"/>
+        </w:rPr>
+      </w:pPr>
+      <w:r>
+        <w:rPr>
+          <w:lang w:val="es-PE"/>
+        </w:rPr>
+        <w:t xml:space="preserve">El estudio “Quantum </w:t>
+      </w:r>
+      <w:proofErr w:type="spellStart"/>
+      <w:r>
+        <w:rPr>
+          <w:lang w:val="es-PE"/>
+        </w:rPr>
+        <w:t>Readiness</w:t>
+      </w:r>
+      <w:proofErr w:type="spellEnd"/>
+      <w:r>
+        <w:rPr>
+          <w:lang w:val="es-PE"/>
+        </w:rPr>
+        <w:t xml:space="preserve"> in </w:t>
+      </w:r>
+      <w:proofErr w:type="spellStart"/>
+      <w:r>
+        <w:rPr>
+          <w:lang w:val="es-PE"/>
+        </w:rPr>
+        <w:t>Latin</w:t>
+      </w:r>
+      <w:proofErr w:type="spellEnd"/>
+      <w:r>
+        <w:rPr>
+          <w:lang w:val="es-PE"/>
+        </w:rPr>
+        <w:t xml:space="preserve"> American High </w:t>
+      </w:r>
+      <w:proofErr w:type="spellStart"/>
+      <w:r>
+        <w:rPr>
+          <w:lang w:val="es-PE"/>
+        </w:rPr>
+        <w:t>Schools</w:t>
+      </w:r>
+      <w:proofErr w:type="spellEnd"/>
+      <w:r>
+        <w:rPr>
+          <w:lang w:val="es-PE"/>
+        </w:rPr>
+        <w:t xml:space="preserve">: </w:t>
+      </w:r>
+      <w:proofErr w:type="spellStart"/>
+      <w:r>
+        <w:rPr>
+          <w:lang w:val="es-PE"/>
+        </w:rPr>
+        <w:t>Curriculum</w:t>
+      </w:r>
+      <w:proofErr w:type="spellEnd"/>
+      <w:r>
+        <w:rPr>
+          <w:lang w:val="es-PE"/>
+        </w:rPr>
+        <w:t xml:space="preserve"> </w:t>
+      </w:r>
+      <w:proofErr w:type="spellStart"/>
+      <w:r>
+        <w:rPr>
+          <w:lang w:val="es-PE"/>
+        </w:rPr>
+        <w:t>Compatibility</w:t>
+      </w:r>
+      <w:proofErr w:type="spellEnd"/>
+      <w:r>
+        <w:rPr>
+          <w:lang w:val="es-PE"/>
+        </w:rPr>
+        <w:t xml:space="preserve"> and </w:t>
+      </w:r>
+      <w:proofErr w:type="spellStart"/>
+      <w:r>
+        <w:rPr>
+          <w:lang w:val="es-PE"/>
+        </w:rPr>
+        <w:t>Enabling</w:t>
+      </w:r>
+      <w:proofErr w:type="spellEnd"/>
+      <w:r>
+        <w:rPr>
+          <w:lang w:val="es-PE"/>
+        </w:rPr>
+        <w:t xml:space="preserve"> </w:t>
+      </w:r>
+      <w:proofErr w:type="spellStart"/>
+      <w:r>
+        <w:rPr>
+          <w:lang w:val="es-PE"/>
+        </w:rPr>
+        <w:t>Conditions</w:t>
+      </w:r>
+      <w:proofErr w:type="spellEnd"/>
+      <w:r>
+        <w:rPr>
+          <w:lang w:val="es-PE"/>
+        </w:rPr>
+        <w:t>” fue presentado en el II Congreso Internacional de Investigación Científica Federico Villarreal, realizado en el Colegio de Ingenieros del Perú (CIP).</w:t>
+      </w:r>
+    </w:p>
+    <w:p>
+      <w:pPr>
+        <w:pStyle w:val="Ttulo2"/>
         <w:keepNext w:val="0"/>
         <w:keepLines w:val="0"/>
-        <w:spacing w:after="80" w:lineRule="auto"/>
-        <w:rPr>
-          <w:b w:val="1"/>
-          <w:bCs w:val="1"/>
+        <w:spacing w:after="80"/>
+        <w:rPr>
+          <w:b/>
+          <w:bCs/>
           <w:sz w:val="34"/>
           <w:szCs w:val="34"/>
-        </w:rPr>
-      </w:pPr>
-      <w:bookmarkStart w:colFirst="0" w:colLast="0" w:name="_wctgimqs83ql" w:id="3"/>
+          <w:lang w:val="es-PE"/>
+        </w:rPr>
+      </w:pPr>
+      <w:bookmarkStart w:id="3" w:name="_wctgimqs83ql" w:colFirst="0" w:colLast="0"/>
       <w:bookmarkEnd w:id="3"/>
       <w:r>
         <w:rPr>
-          <w:b w:val="1"/>
-          <w:bCs w:val="1"/>
+          <w:b/>
+          <w:bCs/>
           <w:sz w:val="34"/>
           <w:szCs w:val="34"/>
-          <w:rtl w:val="0"/>
-        </w:rPr>
-        <w:t xml:space="preserve">4. Desarrollo (300–500+ palabras)</w:t>
-      </w:r>
-    </w:p>
-    <w:p>
-      <w:pPr>
-        <w:rPr/>
-      </w:pPr>
-      <w:r>
-        <w:rPr>
-          <w:rtl w:val="0"/>
-        </w:rPr>
-        <w:t xml:space="preserve">El estudio “Quantum Readiness in Latin American High Schools: Curriculum Compatibility and Enabling Conditions” fue presentado durante el II Congreso Internacional de Investigación Científica Federico Villarreal, realizado en el Colegio de Ingenieros del Perú (CIP), uno de los espacios profesionales más importantes para la comunidad de ingeniería del país.</w:t>
-      </w:r>
-    </w:p>
-    <w:p>
-      <w:pPr>
-        <w:rPr/>
-      </w:pPr>
-      <w:r>
-        <w:rPr>
-          <w:rtl w:val="0"/>
-        </w:rPr>
-      </w:r>
-    </w:p>
-    <w:p>
-      <w:pPr>
-        <w:rPr/>
-      </w:pPr>
-      <w:r>
-        <w:rPr>
-          <w:rtl w:val="0"/>
-        </w:rPr>
-        <w:t xml:space="preserve">La investigación fue desarrollada por Adriana Alvarado, Osmar Herrera, Rosario Morales, Daniella Vargas y Freddy Herrera, y presentada durante el congreso por nuestra fundadora, Adriana Alvarado, ante investigadores, docentes y estudiantes interesados en los desafíos del futuro de la educación científica.</w:t>
-      </w:r>
-    </w:p>
-    <w:p>
-      <w:pPr>
-        <w:rPr/>
-      </w:pPr>
-      <w:r>
-        <w:rPr>
-          <w:rtl w:val="0"/>
-        </w:rPr>
-      </w:r>
-    </w:p>
-    <w:p>
-      <w:pPr>
-        <w:rPr/>
-      </w:pPr>
-      <w:r>
-        <w:rPr>
-          <w:rtl w:val="0"/>
-        </w:rPr>
-        <w:t xml:space="preserve">El trabajo analiza el nivel de preparación de los sistemas educativos de América Latina para integrar computación cuántica en la educación secundaria, un tema que ha comenzado a ganar relevancia a nivel global ante el crecimiento de las tecnologías cuánticas y la necesidad de formar nuevas generaciones de científicos y profesionales en este campo.</w:t>
-      </w:r>
-    </w:p>
-    <w:p>
-      <w:pPr>
-        <w:rPr/>
-      </w:pPr>
-      <w:r>
-        <w:rPr>
-          <w:rtl w:val="0"/>
-        </w:rPr>
-      </w:r>
-    </w:p>
-    <w:p>
-      <w:pPr>
-        <w:rPr/>
-      </w:pPr>
-      <w:r>
-        <w:rPr>
-          <w:rtl w:val="0"/>
-        </w:rPr>
-        <w:t xml:space="preserve">Para ello, el estudio desarrolla un análisis comparativo de seis países de la región —Perú, Bolivia, Chile, Argentina, Brasil y Colombia—, evaluando la compatibilidad de sus currículos escolares con la introducción de conceptos fundamentales de computación cuántica. En particular, la investigación examina la presencia de bases conceptuales en matemáticas, física y ciencias de la computación, así como las condiciones habilitantes necesarias para avanzar hacia una educación cuántica.</w:t>
-      </w:r>
-    </w:p>
-    <w:p>
-      <w:pPr>
-        <w:rPr/>
-      </w:pPr>
-      <w:r>
-        <w:rPr>
-          <w:rtl w:val="0"/>
-        </w:rPr>
-      </w:r>
-    </w:p>
-    <w:p>
-      <w:pPr>
-        <w:rPr/>
-      </w:pPr>
-      <w:r>
-        <w:rPr>
-          <w:rtl w:val="0"/>
-        </w:rPr>
-        <w:t xml:space="preserve">Entre los factores analizados se encuentran la formación docente, la infraestructura tecnológica disponible, las políticas educativas y el acceso a recursos de aprendizaje. A partir de este análisis, el estudio identifica tanto los desafíos estructurales que enfrenta la región como las oportunidades emergentes para comenzar a introducir estas áreas en el ámbito educativo.</w:t>
-      </w:r>
-    </w:p>
-    <w:p>
-      <w:pPr>
-        <w:rPr/>
-      </w:pPr>
-      <w:r>
-        <w:rPr>
-          <w:rtl w:val="0"/>
-        </w:rPr>
-      </w:r>
-    </w:p>
-    <w:p>
-      <w:pPr>
-        <w:rPr/>
-      </w:pPr>
-      <w:r>
-        <w:rPr>
-          <w:rtl w:val="0"/>
-        </w:rPr>
-        <w:t xml:space="preserve">Los resultados sugieren que, aunque América Latina aún enfrenta limitaciones importantes para integrar de forma sistemática la educación cuántica, existen bases curriculares y condiciones institucionales que podrían facilitar su desarrollo progresivo en los próximos años. Asimismo, el estudio propone recomendaciones para el desarrollo de estrategias graduales de implementación, incluyendo programas de formación docente, el desarrollo de materiales educativos abiertos y la creación de espacios interdisciplinarios de aprendizaje.</w:t>
-      </w:r>
-    </w:p>
-    <w:p>
-      <w:pPr>
-        <w:rPr/>
-      </w:pPr>
-      <w:r>
-        <w:rPr>
-          <w:rtl w:val="0"/>
-        </w:rPr>
-      </w:r>
-    </w:p>
-    <w:p>
-      <w:pPr>
-        <w:rPr/>
-      </w:pPr>
-      <w:r>
-        <w:rPr>
-          <w:rtl w:val="0"/>
-        </w:rPr>
-        <w:t xml:space="preserve">La presentación de este trabajo en el congreso refleja el creciente interés por explorar el papel de las tecnologías cuánticas en el futuro de la educación científica en la región.</w:t>
-      </w:r>
-    </w:p>
-    <w:p>
-      <w:pPr>
-        <w:rPr/>
-      </w:pPr>
-      <w:r>
-        <w:rPr>
-          <w:rtl w:val="0"/>
-        </w:rPr>
-      </w:r>
-    </w:p>
-    <w:p>
-      <w:pPr>
-        <w:rPr/>
-      </w:pPr>
-      <w:r>
-        <w:rPr>
-          <w:rtl w:val="0"/>
-        </w:rPr>
-        <w:t xml:space="preserve">Para QuantumHub Perú, este tipo de investigaciones representa un paso importante hacia la construcción de un ecosistema educativo que acerque la computación cuántica a nuevas generaciones de estudiantes en América Latina.</w:t>
-      </w:r>
-    </w:p>
-    <w:p>
-      <w:pPr>
-        <w:rPr/>
-      </w:pPr>
-      <w:r>
-        <w:rPr>
-          <w:rtl w:val="0"/>
-        </w:rPr>
-      </w:r>
-    </w:p>
-    <w:p>
-      <w:pPr>
-        <w:pStyle w:val="Heading2"/>
+          <w:lang w:val="es-PE"/>
+        </w:rPr>
+        <w:t>4. Desarrollo (300–500+ palabras)</w:t>
+      </w:r>
+    </w:p>
+    <w:p>
+      <w:pPr>
+        <w:rPr>
+          <w:lang w:val="es-PE"/>
+        </w:rPr>
+      </w:pPr>
+      <w:r>
+        <w:rPr>
+          <w:lang w:val="es-PE"/>
+        </w:rPr>
+        <w:t xml:space="preserve">El estudio “Quantum </w:t>
+      </w:r>
+      <w:proofErr w:type="spellStart"/>
+      <w:r>
+        <w:rPr>
+          <w:lang w:val="es-PE"/>
+        </w:rPr>
+        <w:t>Readiness</w:t>
+      </w:r>
+      <w:proofErr w:type="spellEnd"/>
+      <w:r>
+        <w:rPr>
+          <w:lang w:val="es-PE"/>
+        </w:rPr>
+        <w:t xml:space="preserve"> in </w:t>
+      </w:r>
+      <w:proofErr w:type="spellStart"/>
+      <w:r>
+        <w:rPr>
+          <w:lang w:val="es-PE"/>
+        </w:rPr>
+        <w:t>Latin</w:t>
+      </w:r>
+      <w:proofErr w:type="spellEnd"/>
+      <w:r>
+        <w:rPr>
+          <w:lang w:val="es-PE"/>
+        </w:rPr>
+        <w:t xml:space="preserve"> American High </w:t>
+      </w:r>
+      <w:proofErr w:type="spellStart"/>
+      <w:r>
+        <w:rPr>
+          <w:lang w:val="es-PE"/>
+        </w:rPr>
+        <w:t>Schools</w:t>
+      </w:r>
+      <w:proofErr w:type="spellEnd"/>
+      <w:r>
+        <w:rPr>
+          <w:lang w:val="es-PE"/>
+        </w:rPr>
+        <w:t xml:space="preserve">: </w:t>
+      </w:r>
+      <w:proofErr w:type="spellStart"/>
+      <w:r>
+        <w:rPr>
+          <w:lang w:val="es-PE"/>
+        </w:rPr>
+        <w:t>Curriculum</w:t>
+      </w:r>
+      <w:proofErr w:type="spellEnd"/>
+      <w:r>
+        <w:rPr>
+          <w:lang w:val="es-PE"/>
+        </w:rPr>
+        <w:t xml:space="preserve"> </w:t>
+      </w:r>
+      <w:proofErr w:type="spellStart"/>
+      <w:r>
+        <w:rPr>
+          <w:lang w:val="es-PE"/>
+        </w:rPr>
+        <w:t>Compatibility</w:t>
+      </w:r>
+      <w:proofErr w:type="spellEnd"/>
+      <w:r>
+        <w:rPr>
+          <w:lang w:val="es-PE"/>
+        </w:rPr>
+        <w:t xml:space="preserve"> and </w:t>
+      </w:r>
+      <w:proofErr w:type="spellStart"/>
+      <w:r>
+        <w:rPr>
+          <w:lang w:val="es-PE"/>
+        </w:rPr>
+        <w:t>Enabling</w:t>
+      </w:r>
+      <w:proofErr w:type="spellEnd"/>
+      <w:r>
+        <w:rPr>
+          <w:lang w:val="es-PE"/>
+        </w:rPr>
+        <w:t xml:space="preserve"> </w:t>
+      </w:r>
+      <w:proofErr w:type="spellStart"/>
+      <w:r>
+        <w:rPr>
+          <w:lang w:val="es-PE"/>
+        </w:rPr>
+        <w:t>Conditions</w:t>
+      </w:r>
+      <w:proofErr w:type="spellEnd"/>
+      <w:r>
+        <w:rPr>
+          <w:lang w:val="es-PE"/>
+        </w:rPr>
+        <w:t>” fue presentado durante el II Congreso Internacional de Investigación Científica Federico Villarreal, realizado en el Colegio de Ingenieros del Perú (CIP), uno de los espacios profesionales más importantes para la comunidad de ingeniería del país.</w:t>
+      </w:r>
+    </w:p>
+    <w:p>
+      <w:pPr>
+        <w:rPr>
+          <w:lang w:val="es-PE"/>
+        </w:rPr>
+      </w:pPr>
+    </w:p>
+    <w:p>
+      <w:pPr>
+        <w:rPr>
+          <w:lang w:val="es-PE"/>
+        </w:rPr>
+      </w:pPr>
+      <w:r>
+        <w:rPr>
+          <w:lang w:val="es-PE"/>
+        </w:rPr>
+        <w:t xml:space="preserve">La investigación fue desarrollada por Adriana Alvarado, Osmar Herrera, Rosario Morales, </w:t>
+      </w:r>
+      <w:proofErr w:type="spellStart"/>
+      <w:r>
+        <w:rPr>
+          <w:lang w:val="es-PE"/>
+        </w:rPr>
+        <w:t>Daniella</w:t>
+      </w:r>
+      <w:proofErr w:type="spellEnd"/>
+      <w:r>
+        <w:rPr>
+          <w:lang w:val="es-PE"/>
+        </w:rPr>
+        <w:t xml:space="preserve"> Vargas y Freddy Herrera, y presentada durante el congreso por nuestra fundadora, Adriana Alvarado, ante investigadores, docentes y estudiantes interesados en los desafíos del futuro de la educación científica.</w:t>
+      </w:r>
+    </w:p>
+    <w:p>
+      <w:pPr>
+        <w:rPr>
+          <w:lang w:val="es-PE"/>
+        </w:rPr>
+      </w:pPr>
+    </w:p>
+    <w:p>
+      <w:pPr>
+        <w:rPr>
+          <w:lang w:val="es-PE"/>
+        </w:rPr>
+      </w:pPr>
+      <w:r>
+        <w:rPr>
+          <w:lang w:val="es-PE"/>
+        </w:rPr>
+        <w:t>El trabajo analiza el nivel de preparación de los sistemas educativos de América Latina para integrar computación cuántica en la educación secundaria, un tema que ha comenzado a ganar relevancia a nivel global ante el crecimiento de las tecnologías cuánticas y la necesidad de formar nuevas generaciones de científicos y profesionales en este campo.</w:t>
+      </w:r>
+    </w:p>
+    <w:p>
+      <w:pPr>
+        <w:rPr>
+          <w:lang w:val="es-PE"/>
+        </w:rPr>
+      </w:pPr>
+    </w:p>
+    <w:p>
+      <w:pPr>
+        <w:rPr>
+          <w:lang w:val="es-PE"/>
+        </w:rPr>
+      </w:pPr>
+      <w:r>
+        <w:rPr>
+          <w:lang w:val="es-PE"/>
+        </w:rPr>
+        <w:t xml:space="preserve">Para ello, el estudio desarrolla un análisis comparativo de seis países de la región —Perú, Bolivia, Chile, Argentina, Brasil y Colombia—, evaluando la compatibilidad de sus currículos escolares con la introducción de conceptos fundamentales de computación cuántica. En particular, la investigación examina la presencia de bases conceptuales en matemáticas, física </w:t>
+      </w:r>
+      <w:r>
+        <w:rPr>
+          <w:lang w:val="es-PE"/>
+        </w:rPr>
+        <w:lastRenderedPageBreak/>
+        <w:t>y ciencias de la computación, así como las condiciones habilitantes necesarias para avanzar hacia una educación cuántica.</w:t>
+      </w:r>
+    </w:p>
+    <w:p>
+      <w:pPr>
+        <w:rPr>
+          <w:lang w:val="es-PE"/>
+        </w:rPr>
+      </w:pPr>
+    </w:p>
+    <w:p>
+      <w:pPr>
+        <w:rPr>
+          <w:lang w:val="es-PE"/>
+        </w:rPr>
+      </w:pPr>
+      <w:r>
+        <w:rPr>
+          <w:lang w:val="es-PE"/>
+        </w:rPr>
+        <w:t>Entre los factores analizados se encuentran la formación docente, la infraestructura tecnológica disponible, las políticas educativas y el acceso a recursos de aprendizaje. A partir de este análisis, el estudio identifica tanto los desafíos estructurales que enfrenta la región como las oportunidades emergentes para comenzar a introducir estas áreas en el ámbito educativo.</w:t>
+      </w:r>
+    </w:p>
+    <w:p>
+      <w:pPr>
+        <w:rPr>
+          <w:lang w:val="es-PE"/>
+        </w:rPr>
+      </w:pPr>
+    </w:p>
+    <w:p>
+      <w:pPr>
+        <w:rPr>
+          <w:lang w:val="es-PE"/>
+        </w:rPr>
+      </w:pPr>
+      <w:r>
+        <w:rPr>
+          <w:lang w:val="es-PE"/>
+        </w:rPr>
+        <w:t>Los resultados sugieren que, aunque América Latina aún enfrenta limitaciones importantes para integrar de forma sistemática la educación cuántica, existen bases curriculares y condiciones institucionales que podrían facilitar su desarrollo progresivo en los próximos años. Asimismo, el estudio propone recomendaciones para el desarrollo de estrategias graduales de implementación, incluyendo programas de formación docente, el desarrollo de materiales educativos abiertos y la creación de espacios interdisciplinarios de aprendizaje.</w:t>
+      </w:r>
+    </w:p>
+    <w:p>
+      <w:pPr>
+        <w:rPr>
+          <w:lang w:val="es-PE"/>
+        </w:rPr>
+      </w:pPr>
+    </w:p>
+    <w:p>
+      <w:pPr>
+        <w:rPr>
+          <w:lang w:val="es-PE"/>
+        </w:rPr>
+      </w:pPr>
+      <w:r>
+        <w:rPr>
+          <w:lang w:val="es-PE"/>
+        </w:rPr>
+        <w:t>La presentación de este trabajo en el congreso refleja el creciente interés por explorar el papel de las tecnologías cuánticas en el futuro de la educación científica en la región.</w:t>
+      </w:r>
+    </w:p>
+    <w:p>
+      <w:pPr>
+        <w:rPr>
+          <w:lang w:val="es-PE"/>
+        </w:rPr>
+      </w:pPr>
+    </w:p>
+    <w:p>
+      <w:pPr>
+        <w:rPr>
+          <w:lang w:val="es-PE"/>
+        </w:rPr>
+      </w:pPr>
+      <w:r>
+        <w:rPr>
+          <w:lang w:val="es-PE"/>
+        </w:rPr>
+        <w:t>Para QuantumHub Perú, este tipo de investigaciones representa un paso importante hacia la construcción de un ecosistema educativo que acerque la computación cuántica a nuevas generaciones de estudiantes en América Latina.</w:t>
+      </w:r>
+    </w:p>
+    <w:p>
+      <w:pPr>
+        <w:rPr>
+          <w:lang w:val="es-PE"/>
+        </w:rPr>
+      </w:pPr>
+    </w:p>
+    <w:p>
+      <w:pPr>
+        <w:pStyle w:val="Ttulo2"/>
         <w:keepNext w:val="0"/>
         <w:keepLines w:val="0"/>
-        <w:spacing w:after="80" w:lineRule="auto"/>
-        <w:rPr>
-          <w:b w:val="1"/>
-          <w:bCs w:val="1"/>
+        <w:spacing w:after="80"/>
+        <w:rPr>
+          <w:b/>
+          <w:bCs/>
           <w:sz w:val="34"/>
           <w:szCs w:val="34"/>
         </w:rPr>
       </w:pPr>
-      <w:bookmarkStart w:colFirst="0" w:colLast="0" w:name="_f52oty4obenm" w:id="4"/>
+      <w:bookmarkStart w:id="4" w:name="_f52oty4obenm" w:colFirst="0" w:colLast="0"/>
       <w:bookmarkEnd w:id="4"/>
       <w:r>
         <w:rPr>
-          <w:b w:val="1"/>
-          <w:bCs w:val="1"/>
+          <w:b/>
+          <w:bCs/>
           <w:sz w:val="34"/>
           <w:szCs w:val="34"/>
-          <w:rtl w:val="0"/>
-        </w:rPr>
-        <w:t xml:space="preserve">5. Enlaces oficiales</w:t>
-      </w:r>
+        </w:rPr>
+        <w:t xml:space="preserve">5. Enlaces </w:t>
+      </w:r>
+      <w:proofErr w:type="spellStart"/>
+      <w:r>
+        <w:rPr>
+          <w:b/>
+          <w:bCs/>
+          <w:sz w:val="34"/>
+          <w:szCs w:val="34"/>
+        </w:rPr>
+        <w:t>oficiales</w:t>
+      </w:r>
+      <w:proofErr w:type="spellEnd"/>
     </w:p>
     <w:p>
       <w:pPr>
@@ -417,31 +674,18 @@
           <w:ilvl w:val="0"/>
           <w:numId w:val="1"/>
         </w:numPr>
-        <w:ind w:left="720" w:hanging="360"/>
-        <w:rPr>
-          <w:u w:val="none"/>
-        </w:rPr>
-      </w:pPr>
-      <w:hyperlink r:id="rId6">
+      </w:pPr>
+      <w:hyperlink r:id="rId5">
         <w:r>
           <w:rPr>
-            <w:color w:val="1155cc"/>
+            <w:color w:val="1155CC"/>
             <w:u w:val="single"/>
-            <w:rtl w:val="0"/>
           </w:rPr>
-          <w:t xml:space="preserve">https://arxiv.org/abs/2512.16257</w:t>
+          <w:t>https://arxiv.org/abs/2512.16257</w:t>
         </w:r>
       </w:hyperlink>
       <w:r>
-        <w:rPr>
-          <w:rtl w:val="0"/>
-        </w:rPr>
         <w:t xml:space="preserve"> </w:t>
-      </w:r>
-      <w:r>
-        <w:rPr>
-          <w:rtl w:val="0"/>
-        </w:rPr>
       </w:r>
     </w:p>
     <w:p>
@@ -450,66 +694,39 @@
           <w:ilvl w:val="0"/>
           <w:numId w:val="2"/>
         </w:numPr>
-        <w:spacing w:after="240" w:lineRule="auto"/>
-        <w:ind w:left="720" w:hanging="360"/>
-        <w:rPr>
-          <w:u w:val="none"/>
-        </w:rPr>
-      </w:pPr>
-      <w:hyperlink r:id="rId7">
+        <w:spacing w:after="240"/>
+      </w:pPr>
+      <w:hyperlink r:id="rId6">
         <w:r>
           <w:rPr>
-            <w:color w:val="1155cc"/>
+            <w:color w:val="1155CC"/>
             <w:u w:val="single"/>
-            <w:rtl w:val="0"/>
           </w:rPr>
-          <w:t xml:space="preserve">https://ciplima.org.pe/ii-congreso-internacional-de-investigacion-cientifica-federico-villareal-15-16-y-17-de-octubre/</w:t>
+          <w:t>https://ciplima.org.pe/ii-congreso-internacional-de-investigacion-cientifica-federico-villareal-15-16-y-17-de-octubre/</w:t>
         </w:r>
       </w:hyperlink>
       <w:r>
-        <w:rPr>
-          <w:rtl w:val="0"/>
-        </w:rPr>
         <w:t xml:space="preserve"> </w:t>
       </w:r>
-      <w:r>
-        <w:rPr>
-          <w:rtl w:val="0"/>
-        </w:rPr>
-      </w:r>
-    </w:p>
-    <w:p>
-      <w:pPr>
-        <w:rPr/>
-      </w:pPr>
-      <w:r>
-        <w:rPr>
-          <w:rtl w:val="0"/>
-        </w:rPr>
-      </w:r>
-    </w:p>
-    <w:p>
-      <w:pPr>
-        <w:rPr/>
-      </w:pPr>
-      <w:r>
-        <w:rPr>
-          <w:rtl w:val="0"/>
-        </w:rPr>
-      </w:r>
-    </w:p>
+    </w:p>
+    <w:p/>
+    <w:p/>
     <w:sectPr>
-      <w:pgSz w:h="15840" w:w="12240" w:orient="portrait"/>
-      <w:pgMar w:bottom="1440" w:top="1440" w:left="1440" w:right="1440" w:header="720" w:footer="720"/>
+      <w:pgSz w:w="12240" w:h="15840"/>
+      <w:pgMar w:top="1440" w:right="1440" w:bottom="1440" w:left="1440" w:header="720" w:footer="720" w:gutter="0"/>
       <w:pgNumType w:start="1"/>
+      <w:cols w:space="720"/>
     </w:sectPr>
   </w:body>
 </w:document>
 </file>
 
 <file path=word/numbering.xml><?xml version="1.0" encoding="utf-8"?>
-<w:numbering xmlns:mc="http://schemas.openxmlformats.org/markup-compatibility/2006" xmlns:o="urn:schemas-microsoft-com:office:office" xmlns:r="http://schemas.openxmlformats.org/officeDocument/2006/relationships" xmlns:m="http://schemas.openxmlformats.org/officeDocument/2006/math" xmlns:v="urn:schemas-microsoft-com:vml" xmlns:wp="http://schemas.openxmlformats.org/drawingml/2006/wordprocessingDrawing" xmlns:w10="urn:schemas-microsoft-com:office:word" xmlns:w="http://schemas.openxmlformats.org/wordprocessingml/2006/main" xmlns:wne="http://schemas.microsoft.com/office/word/2006/wordml" xmlns:sl="http://schemas.openxmlformats.org/schemaLibrary/2006/main" xmlns:a="http://schemas.openxmlformats.org/drawingml/2006/main" xmlns:pic="http://schemas.openxmlformats.org/drawingml/2006/picture" xmlns:c="http://schemas.openxmlformats.org/drawingml/2006/chart" xmlns:lc="http://schemas.openxmlformats.org/drawingml/2006/lockedCanvas" xmlns:dgm="http://schemas.openxmlformats.org/drawingml/2006/diagram" xmlns:wps="http://schemas.microsoft.com/office/word/2010/wordprocessingShape" xmlns:wpg="http://schemas.microsoft.com/office/word/2010/wordprocessingGroup" xmlns:w14="http://schemas.microsoft.com/office/word/2010/wordml" xmlns:w15="http://schemas.microsoft.com/office/word/2012/wordml" xmlns:w16="http://schemas.microsoft.com/office/word/2018/wordml" xmlns:w16cex="http://schemas.microsoft.com/office/word/2018/wordml/cex" xmlns:w16cid="http://schemas.microsoft.com/office/word/2016/wordml/cid" xmlns="http://schemas.microsoft.com/office/tasks/2019/documenttasks" xmlns:cr="http://schemas.microsoft.com/office/comments/2020/reactions">
-  <w:abstractNum w:abstractNumId="1">
+<w:numbering xmlns:wpc="http://schemas.microsoft.com/office/word/2010/wordprocessingCanvas" xmlns:cx="http://schemas.microsoft.com/office/drawing/2014/chartex" xmlns:cx1="http://schemas.microsoft.com/office/drawing/2015/9/8/chartex" xmlns:cx2="http://schemas.microsoft.com/office/drawing/2015/10/21/chartex" xmlns:cx3="http://schemas.microsoft.com/office/drawing/2016/5/9/chartex" xmlns:cx4="http://schemas.microsoft.com/office/drawing/2016/5/10/chartex" xmlns:cx5="http://schemas.microsoft.com/office/drawing/2016/5/11/chartex" xmlns:cx6="http://schemas.microsoft.com/office/drawing/2016/5/12/chartex" xmlns:cx7="http://schemas.microsoft.com/office/drawing/2016/5/13/chartex" xmlns:cx8="http://schemas.microsoft.com/office/drawing/2016/5/14/chartex" xmlns:mc="http://schemas.openxmlformats.org/markup-compatibility/2006" xmlns:aink="http://schemas.microsoft.com/office/drawing/2016/ink" xmlns:am3d="http://schemas.microsoft.com/office/drawing/2017/model3d" xmlns:o="urn:schemas-microsoft-com:office:office" xmlns:oel="http://schemas.microsoft.com/office/2019/extlst" xmlns:r="http://schemas.openxmlformats.org/officeDocument/2006/relationships" xmlns:m="http://schemas.openxmlformats.org/officeDocument/2006/math" xmlns:v="urn:schemas-microsoft-com:vml" xmlns:wp14="http://schemas.microsoft.com/office/word/2010/wordprocessingDrawing" xmlns:wp="http://schemas.openxmlformats.org/drawingml/2006/wordprocessingDrawing" xmlns:w10="urn:schemas-microsoft-com:office:word" xmlns:w="http://schemas.openxmlformats.org/wordprocessingml/2006/main" xmlns:w14="http://schemas.microsoft.com/office/word/2010/wordml" xmlns:w15="http://schemas.microsoft.com/office/word/2012/wordml" xmlns:w16cex="http://schemas.microsoft.com/office/word/2018/wordml/cex" xmlns:w16cid="http://schemas.microsoft.com/office/word/2016/wordml/cid" xmlns:w16="http://schemas.microsoft.com/office/word/2018/wordml" xmlns:w16sdtdh="http://schemas.microsoft.com/office/word/2020/wordml/sdtdatahash" xmlns:w16se="http://schemas.microsoft.com/office/word/2015/wordml/symex" xmlns:wpg="http://schemas.microsoft.com/office/word/2010/wordprocessingGroup" xmlns:wpi="http://schemas.microsoft.com/office/word/2010/wordprocessingInk" xmlns:wne="http://schemas.microsoft.com/office/word/2006/wordml" xmlns:wps="http://schemas.microsoft.com/office/word/2010/wordprocessingShape" mc:Ignorable="w14 w15 w16se w16cid w16 w16cex w16sdtdh wp14">
+  <w:abstractNum w:abstractNumId="0" w15:restartNumberingAfterBreak="0">
+    <w:nsid w:val="43AA2497"/>
+    <w:multiLevelType w:val="multilevel"/>
+    <w:tmpl w:val="D7D0CC12"/>
     <w:lvl w:ilvl="0">
       <w:start w:val="1"/>
       <w:numFmt w:val="bullet"/>
@@ -619,7 +836,10 @@
       </w:rPr>
     </w:lvl>
   </w:abstractNum>
-  <w:abstractNum w:abstractNumId="2">
+  <w:abstractNum w:abstractNumId="1" w15:restartNumberingAfterBreak="0">
+    <w:nsid w:val="60B55A67"/>
+    <w:multiLevelType w:val="multilevel"/>
+    <w:tmpl w:val="CE7AAB66"/>
     <w:lvl w:ilvl="0">
       <w:start w:val="1"/>
       <w:numFmt w:val="bullet"/>
@@ -729,24 +949,24 @@
       </w:rPr>
     </w:lvl>
   </w:abstractNum>
-  <w:num w:numId="1">
+  <w:num w:numId="1" w16cid:durableId="336618778">
+    <w:abstractNumId w:val="0"/>
+  </w:num>
+  <w:num w:numId="2" w16cid:durableId="2127312359">
     <w:abstractNumId w:val="1"/>
-  </w:num>
-  <w:num w:numId="2">
-    <w:abstractNumId w:val="2"/>
   </w:num>
 </w:numbering>
 </file>
 
 <file path=word/styles.xml><?xml version="1.0" encoding="utf-8"?>
-<w:styles xmlns:mc="http://schemas.openxmlformats.org/markup-compatibility/2006" xmlns:o="urn:schemas-microsoft-com:office:office" xmlns:r="http://schemas.openxmlformats.org/officeDocument/2006/relationships" xmlns:m="http://schemas.openxmlformats.org/officeDocument/2006/math" xmlns:v="urn:schemas-microsoft-com:vml" xmlns:wp="http://schemas.openxmlformats.org/drawingml/2006/wordprocessingDrawing" xmlns:w10="urn:schemas-microsoft-com:office:word" xmlns:w="http://schemas.openxmlformats.org/wordprocessingml/2006/main" xmlns:wne="http://schemas.microsoft.com/office/word/2006/wordml" xmlns:sl="http://schemas.openxmlformats.org/schemaLibrary/2006/main" xmlns:a="http://schemas.openxmlformats.org/drawingml/2006/main" xmlns:pic="http://schemas.openxmlformats.org/drawingml/2006/picture" xmlns:c="http://schemas.openxmlformats.org/drawingml/2006/chart" xmlns:lc="http://schemas.openxmlformats.org/drawingml/2006/lockedCanvas" xmlns:dgm="http://schemas.openxmlformats.org/drawingml/2006/diagram" xmlns:wps="http://schemas.microsoft.com/office/word/2010/wordprocessingShape" xmlns:wpg="http://schemas.microsoft.com/office/word/2010/wordprocessingGroup" xmlns:w14="http://schemas.microsoft.com/office/word/2010/wordml" xmlns:w15="http://schemas.microsoft.com/office/word/2012/wordml" xmlns:w16="http://schemas.microsoft.com/office/word/2018/wordml" xmlns:w16cex="http://schemas.microsoft.com/office/word/2018/wordml/cex" xmlns:w16cid="http://schemas.microsoft.com/office/word/2016/wordml/cid" xmlns="http://schemas.microsoft.com/office/tasks/2019/documenttasks" xmlns:cr="http://schemas.microsoft.com/office/comments/2020/reactions">
+<w:styles xmlns:mc="http://schemas.openxmlformats.org/markup-compatibility/2006" xmlns:r="http://schemas.openxmlformats.org/officeDocument/2006/relationships" xmlns:w="http://schemas.openxmlformats.org/wordprocessingml/2006/main" xmlns:w14="http://schemas.microsoft.com/office/word/2010/wordml" xmlns:w15="http://schemas.microsoft.com/office/word/2012/wordml" xmlns:w16cex="http://schemas.microsoft.com/office/word/2018/wordml/cex" xmlns:w16cid="http://schemas.microsoft.com/office/word/2016/wordml/cid" xmlns:w16="http://schemas.microsoft.com/office/word/2018/wordml" xmlns:w16sdtdh="http://schemas.microsoft.com/office/word/2020/wordml/sdtdatahash" xmlns:w16se="http://schemas.microsoft.com/office/word/2015/wordml/symex" mc:Ignorable="w14 w15 w16se w16cid w16 w16cex w16sdtdh">
   <w:docDefaults>
     <w:rPrDefault>
       <w:rPr>
-        <w:rFonts w:ascii="Arial" w:cs="Arial" w:eastAsia="Arial" w:hAnsi="Arial"/>
+        <w:rFonts w:ascii="Arial" w:eastAsia="Arial" w:hAnsi="Arial" w:cs="Arial"/>
         <w:sz w:val="22"/>
         <w:szCs w:val="22"/>
-        <w:lang w:val="en"/>
+        <w:lang w:val="en" w:eastAsia="es-PE" w:bidi="ar-SA"/>
       </w:rPr>
     </w:rPrDefault>
     <w:pPrDefault>
@@ -755,79 +975,456 @@
       </w:pPr>
     </w:pPrDefault>
   </w:docDefaults>
-  <w:style w:type="table" w:styleId="TableNormal" w:default="1">
-    <w:name w:val="TableNormal"/>
-    <w:tblPr>
-      <w:tblCellMar>
-        <w:top w:w="100.0" w:type="dxa"/>
-        <w:left w:w="100.0" w:type="dxa"/>
-        <w:bottom w:w="100.0" w:type="dxa"/>
-        <w:right w:w="100.0" w:type="dxa"/>
-      </w:tblCellMar>
-    </w:tblPr>
+  <w:latentStyles w:defLockedState="0" w:defUIPriority="99" w:defSemiHidden="0" w:defUnhideWhenUsed="0" w:defQFormat="0" w:count="376">
+    <w:lsdException w:name="Normal" w:uiPriority="0" w:qFormat="1"/>
+    <w:lsdException w:name="heading 1" w:uiPriority="9" w:qFormat="1"/>
+    <w:lsdException w:name="heading 2" w:semiHidden="1" w:uiPriority="9" w:unhideWhenUsed="1" w:qFormat="1"/>
+    <w:lsdException w:name="heading 3" w:semiHidden="1" w:uiPriority="9" w:unhideWhenUsed="1" w:qFormat="1"/>
+    <w:lsdException w:name="heading 4" w:semiHidden="1" w:uiPriority="9" w:unhideWhenUsed="1" w:qFormat="1"/>
+    <w:lsdException w:name="heading 5" w:semiHidden="1" w:uiPriority="9" w:unhideWhenUsed="1" w:qFormat="1"/>
+    <w:lsdException w:name="heading 6" w:semiHidden="1" w:uiPriority="9" w:unhideWhenUsed="1" w:qFormat="1"/>
+    <w:lsdException w:name="heading 7" w:semiHidden="1" w:uiPriority="9" w:unhideWhenUsed="1" w:qFormat="1"/>
+    <w:lsdException w:name="heading 8" w:semiHidden="1" w:uiPriority="9" w:unhideWhenUsed="1" w:qFormat="1"/>
+    <w:lsdException w:name="heading 9" w:semiHidden="1" w:uiPriority="9" w:unhideWhenUsed="1" w:qFormat="1"/>
+    <w:lsdException w:name="index 1" w:semiHidden="1" w:unhideWhenUsed="1"/>
+    <w:lsdException w:name="index 2" w:semiHidden="1" w:unhideWhenUsed="1"/>
+    <w:lsdException w:name="index 3" w:semiHidden="1" w:unhideWhenUsed="1"/>
+    <w:lsdException w:name="index 4" w:semiHidden="1" w:unhideWhenUsed="1"/>
+    <w:lsdException w:name="index 5" w:semiHidden="1" w:unhideWhenUsed="1"/>
+    <w:lsdException w:name="index 6" w:semiHidden="1" w:unhideWhenUsed="1"/>
+    <w:lsdException w:name="index 7" w:semiHidden="1" w:unhideWhenUsed="1"/>
+    <w:lsdException w:name="index 8" w:semiHidden="1" w:unhideWhenUsed="1"/>
+    <w:lsdException w:name="index 9" w:semiHidden="1" w:unhideWhenUsed="1"/>
+    <w:lsdException w:name="toc 1" w:semiHidden="1" w:uiPriority="39" w:unhideWhenUsed="1"/>
+    <w:lsdException w:name="toc 2" w:semiHidden="1" w:uiPriority="39" w:unhideWhenUsed="1"/>
+    <w:lsdException w:name="toc 3" w:semiHidden="1" w:uiPriority="39" w:unhideWhenUsed="1"/>
+    <w:lsdException w:name="toc 4" w:semiHidden="1" w:uiPriority="39" w:unhideWhenUsed="1"/>
+    <w:lsdException w:name="toc 5" w:semiHidden="1" w:uiPriority="39" w:unhideWhenUsed="1"/>
+    <w:lsdException w:name="toc 6" w:semiHidden="1" w:uiPriority="39" w:unhideWhenUsed="1"/>
+    <w:lsdException w:name="toc 7" w:semiHidden="1" w:uiPriority="39" w:unhideWhenUsed="1"/>
+    <w:lsdException w:name="toc 8" w:semiHidden="1" w:uiPriority="39" w:unhideWhenUsed="1"/>
+    <w:lsdException w:name="toc 9" w:semiHidden="1" w:uiPriority="39" w:unhideWhenUsed="1"/>
+    <w:lsdException w:name="Normal Indent" w:semiHidden="1" w:unhideWhenUsed="1"/>
+    <w:lsdException w:name="footnote text" w:semiHidden="1" w:unhideWhenUsed="1"/>
+    <w:lsdException w:name="annotation text" w:semiHidden="1" w:unhideWhenUsed="1"/>
+    <w:lsdException w:name="header" w:semiHidden="1" w:unhideWhenUsed="1"/>
+    <w:lsdException w:name="footer" w:semiHidden="1" w:unhideWhenUsed="1"/>
+    <w:lsdException w:name="index heading" w:semiHidden="1" w:unhideWhenUsed="1"/>
+    <w:lsdException w:name="caption" w:semiHidden="1" w:uiPriority="35" w:unhideWhenUsed="1" w:qFormat="1"/>
+    <w:lsdException w:name="table of figures" w:semiHidden="1" w:unhideWhenUsed="1"/>
+    <w:lsdException w:name="envelope address" w:semiHidden="1" w:unhideWhenUsed="1"/>
+    <w:lsdException w:name="envelope return" w:semiHidden="1" w:unhideWhenUsed="1"/>
+    <w:lsdException w:name="footnote reference" w:semiHidden="1" w:unhideWhenUsed="1"/>
+    <w:lsdException w:name="annotation reference" w:semiHidden="1" w:unhideWhenUsed="1"/>
+    <w:lsdException w:name="line number" w:semiHidden="1" w:unhideWhenUsed="1"/>
+    <w:lsdException w:name="page number" w:semiHidden="1" w:unhideWhenUsed="1"/>
+    <w:lsdException w:name="endnote reference" w:semiHidden="1" w:unhideWhenUsed="1"/>
+    <w:lsdException w:name="endnote text" w:semiHidden="1" w:unhideWhenUsed="1"/>
+    <w:lsdException w:name="table of authorities" w:semiHidden="1" w:unhideWhenUsed="1"/>
+    <w:lsdException w:name="macro" w:semiHidden="1" w:unhideWhenUsed="1"/>
+    <w:lsdException w:name="toa heading" w:semiHidden="1" w:unhideWhenUsed="1"/>
+    <w:lsdException w:name="List" w:semiHidden="1" w:unhideWhenUsed="1"/>
+    <w:lsdException w:name="List Bullet" w:semiHidden="1" w:unhideWhenUsed="1"/>
+    <w:lsdException w:name="List Number" w:semiHidden="1" w:unhideWhenUsed="1"/>
+    <w:lsdException w:name="List 2" w:semiHidden="1" w:unhideWhenUsed="1"/>
+    <w:lsdException w:name="List 3" w:semiHidden="1" w:unhideWhenUsed="1"/>
+    <w:lsdException w:name="List 4" w:semiHidden="1" w:unhideWhenUsed="1"/>
+    <w:lsdException w:name="List 5" w:semiHidden="1" w:unhideWhenUsed="1"/>
+    <w:lsdException w:name="List Bullet 2" w:semiHidden="1" w:unhideWhenUsed="1"/>
+    <w:lsdException w:name="List Bullet 3" w:semiHidden="1" w:unhideWhenUsed="1"/>
+    <w:lsdException w:name="List Bullet 4" w:semiHidden="1" w:unhideWhenUsed="1"/>
+    <w:lsdException w:name="List Bullet 5" w:semiHidden="1" w:unhideWhenUsed="1"/>
+    <w:lsdException w:name="List Number 2" w:semiHidden="1" w:unhideWhenUsed="1"/>
+    <w:lsdException w:name="List Number 3" w:semiHidden="1" w:unhideWhenUsed="1"/>
+    <w:lsdException w:name="List Number 4" w:semiHidden="1" w:unhideWhenUsed="1"/>
+    <w:lsdException w:name="List Number 5" w:semiHidden="1" w:unhideWhenUsed="1"/>
+    <w:lsdException w:name="Title" w:uiPriority="10" w:qFormat="1"/>
+    <w:lsdException w:name="Closing" w:semiHidden="1" w:unhideWhenUsed="1"/>
+    <w:lsdException w:name="Signature" w:semiHidden="1" w:unhideWhenUsed="1"/>
+    <w:lsdException w:name="Default Paragraph Font" w:semiHidden="1" w:uiPriority="1" w:unhideWhenUsed="1"/>
+    <w:lsdException w:name="Body Text" w:semiHidden="1" w:unhideWhenUsed="1"/>
+    <w:lsdException w:name="Body Text Indent" w:semiHidden="1" w:unhideWhenUsed="1"/>
+    <w:lsdException w:name="List Continue" w:semiHidden="1" w:unhideWhenUsed="1"/>
+    <w:lsdException w:name="List Continue 2" w:semiHidden="1" w:unhideWhenUsed="1"/>
+    <w:lsdException w:name="List Continue 3" w:semiHidden="1" w:unhideWhenUsed="1"/>
+    <w:lsdException w:name="List Continue 4" w:semiHidden="1" w:unhideWhenUsed="1"/>
+    <w:lsdException w:name="List Continue 5" w:semiHidden="1" w:unhideWhenUsed="1"/>
+    <w:lsdException w:name="Message Header" w:semiHidden="1" w:unhideWhenUsed="1"/>
+    <w:lsdException w:name="Subtitle" w:uiPriority="11" w:qFormat="1"/>
+    <w:lsdException w:name="Salutation" w:semiHidden="1" w:unhideWhenUsed="1"/>
+    <w:lsdException w:name="Date" w:semiHidden="1" w:unhideWhenUsed="1"/>
+    <w:lsdException w:name="Body Text First Indent" w:semiHidden="1" w:unhideWhenUsed="1"/>
+    <w:lsdException w:name="Body Text First Indent 2" w:semiHidden="1" w:unhideWhenUsed="1"/>
+    <w:lsdException w:name="Note Heading" w:semiHidden="1" w:unhideWhenUsed="1"/>
+    <w:lsdException w:name="Body Text 2" w:semiHidden="1" w:unhideWhenUsed="1"/>
+    <w:lsdException w:name="Body Text 3" w:semiHidden="1" w:unhideWhenUsed="1"/>
+    <w:lsdException w:name="Body Text Indent 2" w:semiHidden="1" w:unhideWhenUsed="1"/>
+    <w:lsdException w:name="Body Text Indent 3" w:semiHidden="1" w:unhideWhenUsed="1"/>
+    <w:lsdException w:name="Block Text" w:semiHidden="1" w:unhideWhenUsed="1"/>
+    <w:lsdException w:name="Hyperlink" w:semiHidden="1" w:unhideWhenUsed="1"/>
+    <w:lsdException w:name="FollowedHyperlink" w:semiHidden="1" w:unhideWhenUsed="1"/>
+    <w:lsdException w:name="Strong" w:uiPriority="22" w:qFormat="1"/>
+    <w:lsdException w:name="Emphasis" w:uiPriority="20" w:qFormat="1"/>
+    <w:lsdException w:name="Document Map" w:semiHidden="1" w:unhideWhenUsed="1"/>
+    <w:lsdException w:name="Plain Text" w:semiHidden="1" w:unhideWhenUsed="1"/>
+    <w:lsdException w:name="E-mail Signature" w:semiHidden="1" w:unhideWhenUsed="1"/>
+    <w:lsdException w:name="HTML Top of Form" w:semiHidden="1" w:unhideWhenUsed="1"/>
+    <w:lsdException w:name="HTML Bottom of Form" w:semiHidden="1" w:unhideWhenUsed="1"/>
+    <w:lsdException w:name="Normal (Web)" w:semiHidden="1" w:unhideWhenUsed="1"/>
+    <w:lsdException w:name="HTML Acronym" w:semiHidden="1" w:unhideWhenUsed="1"/>
+    <w:lsdException w:name="HTML Address" w:semiHidden="1" w:unhideWhenUsed="1"/>
+    <w:lsdException w:name="HTML Cite" w:semiHidden="1" w:unhideWhenUsed="1"/>
+    <w:lsdException w:name="HTML Code" w:semiHidden="1" w:unhideWhenUsed="1"/>
+    <w:lsdException w:name="HTML Definition" w:semiHidden="1" w:unhideWhenUsed="1"/>
+    <w:lsdException w:name="HTML Keyboard" w:semiHidden="1" w:unhideWhenUsed="1"/>
+    <w:lsdException w:name="HTML Preformatted" w:semiHidden="1" w:unhideWhenUsed="1"/>
+    <w:lsdException w:name="HTML Sample" w:semiHidden="1" w:unhideWhenUsed="1"/>
+    <w:lsdException w:name="HTML Typewriter" w:semiHidden="1" w:unhideWhenUsed="1"/>
+    <w:lsdException w:name="HTML Variable" w:semiHidden="1" w:unhideWhenUsed="1"/>
+    <w:lsdException w:name="Normal Table" w:semiHidden="1" w:unhideWhenUsed="1"/>
+    <w:lsdException w:name="annotation subject" w:semiHidden="1" w:unhideWhenUsed="1"/>
+    <w:lsdException w:name="No List" w:semiHidden="1" w:unhideWhenUsed="1"/>
+    <w:lsdException w:name="Outline List 1" w:semiHidden="1" w:unhideWhenUsed="1"/>
+    <w:lsdException w:name="Outline List 2" w:semiHidden="1" w:unhideWhenUsed="1"/>
+    <w:lsdException w:name="Outline List 3" w:semiHidden="1" w:unhideWhenUsed="1"/>
+    <w:lsdException w:name="Table Simple 1" w:semiHidden="1" w:unhideWhenUsed="1"/>
+    <w:lsdException w:name="Table Simple 2" w:semiHidden="1" w:unhideWhenUsed="1"/>
+    <w:lsdException w:name="Table Simple 3" w:semiHidden="1" w:unhideWhenUsed="1"/>
+    <w:lsdException w:name="Table Classic 1" w:semiHidden="1" w:unhideWhenUsed="1"/>
+    <w:lsdException w:name="Table Classic 2" w:semiHidden="1" w:unhideWhenUsed="1"/>
+    <w:lsdException w:name="Table Classic 3" w:semiHidden="1" w:unhideWhenUsed="1"/>
+    <w:lsdException w:name="Table Classic 4" w:semiHidden="1" w:unhideWhenUsed="1"/>
+    <w:lsdException w:name="Table Colorful 1" w:semiHidden="1" w:unhideWhenUsed="1"/>
+    <w:lsdException w:name="Table Colorful 2" w:semiHidden="1" w:unhideWhenUsed="1"/>
+    <w:lsdException w:name="Table Colorful 3" w:semiHidden="1" w:unhideWhenUsed="1"/>
+    <w:lsdException w:name="Table Columns 1" w:semiHidden="1" w:unhideWhenUsed="1"/>
+    <w:lsdException w:name="Table Columns 2" w:semiHidden="1" w:unhideWhenUsed="1"/>
+    <w:lsdException w:name="Table Columns 3" w:semiHidden="1" w:unhideWhenUsed="1"/>
+    <w:lsdException w:name="Table Columns 4" w:semiHidden="1" w:unhideWhenUsed="1"/>
+    <w:lsdException w:name="Table Columns 5" w:semiHidden="1" w:unhideWhenUsed="1"/>
+    <w:lsdException w:name="Table Grid 1" w:semiHidden="1" w:unhideWhenUsed="1"/>
+    <w:lsdException w:name="Table Grid 2" w:semiHidden="1" w:unhideWhenUsed="1"/>
+    <w:lsdException w:name="Table Grid 3" w:semiHidden="1" w:unhideWhenUsed="1"/>
+    <w:lsdException w:name="Table Grid 4" w:semiHidden="1" w:unhideWhenUsed="1"/>
+    <w:lsdException w:name="Table Grid 5" w:semiHidden="1" w:unhideWhenUsed="1"/>
+    <w:lsdException w:name="Table Grid 6" w:semiHidden="1" w:unhideWhenUsed="1"/>
+    <w:lsdException w:name="Table Grid 7" w:semiHidden="1" w:unhideWhenUsed="1"/>
+    <w:lsdException w:name="Table Grid 8" w:semiHidden="1" w:unhideWhenUsed="1"/>
+    <w:lsdException w:name="Table List 1" w:semiHidden="1" w:unhideWhenUsed="1"/>
+    <w:lsdException w:name="Table List 2" w:semiHidden="1" w:unhideWhenUsed="1"/>
+    <w:lsdException w:name="Table List 3" w:semiHidden="1" w:unhideWhenUsed="1"/>
+    <w:lsdException w:name="Table List 4" w:semiHidden="1" w:unhideWhenUsed="1"/>
+    <w:lsdException w:name="Table List 5" w:semiHidden="1" w:unhideWhenUsed="1"/>
+    <w:lsdException w:name="Table List 6" w:semiHidden="1" w:unhideWhenUsed="1"/>
+    <w:lsdException w:name="Table List 7" w:semiHidden="1" w:unhideWhenUsed="1"/>
+    <w:lsdException w:name="Table List 8" w:semiHidden="1" w:unhideWhenUsed="1"/>
+    <w:lsdException w:name="Table 3D effects 1" w:semiHidden="1" w:unhideWhenUsed="1"/>
+    <w:lsdException w:name="Table 3D effects 2" w:semiHidden="1" w:unhideWhenUsed="1"/>
+    <w:lsdException w:name="Table 3D effects 3" w:semiHidden="1" w:unhideWhenUsed="1"/>
+    <w:lsdException w:name="Table Contemporary" w:semiHidden="1" w:unhideWhenUsed="1"/>
+    <w:lsdException w:name="Table Elegant" w:semiHidden="1" w:unhideWhenUsed="1"/>
+    <w:lsdException w:name="Table Professional" w:semiHidden="1" w:unhideWhenUsed="1"/>
+    <w:lsdException w:name="Table Subtle 1" w:semiHidden="1" w:unhideWhenUsed="1"/>
+    <w:lsdException w:name="Table Subtle 2" w:semiHidden="1" w:unhideWhenUsed="1"/>
+    <w:lsdException w:name="Table Web 1" w:semiHidden="1" w:unhideWhenUsed="1"/>
+    <w:lsdException w:name="Table Web 2" w:semiHidden="1" w:unhideWhenUsed="1"/>
+    <w:lsdException w:name="Table Web 3" w:semiHidden="1" w:unhideWhenUsed="1"/>
+    <w:lsdException w:name="Balloon Text" w:semiHidden="1" w:unhideWhenUsed="1"/>
+    <w:lsdException w:name="Table Grid" w:uiPriority="39"/>
+    <w:lsdException w:name="Table Theme" w:semiHidden="1" w:unhideWhenUsed="1"/>
+    <w:lsdException w:name="Placeholder Text" w:semiHidden="1"/>
+    <w:lsdException w:name="No Spacing" w:uiPriority="1" w:qFormat="1"/>
+    <w:lsdException w:name="Light Shading" w:uiPriority="60"/>
+    <w:lsdException w:name="Light List" w:uiPriority="61"/>
+    <w:lsdException w:name="Light Grid" w:uiPriority="62"/>
+    <w:lsdException w:name="Medium Shading 1" w:uiPriority="63"/>
+    <w:lsdException w:name="Medium Shading 2" w:uiPriority="64"/>
+    <w:lsdException w:name="Medium List 1" w:uiPriority="65"/>
+    <w:lsdException w:name="Medium List 2" w:uiPriority="66"/>
+    <w:lsdException w:name="Medium Grid 1" w:uiPriority="67"/>
+    <w:lsdException w:name="Medium Grid 2" w:uiPriority="68"/>
+    <w:lsdException w:name="Medium Grid 3" w:uiPriority="69"/>
+    <w:lsdException w:name="Dark List" w:uiPriority="70"/>
+    <w:lsdException w:name="Colorful Shading" w:uiPriority="71"/>
+    <w:lsdException w:name="Colorful List" w:uiPriority="72"/>
+    <w:lsdException w:name="Colorful Grid" w:uiPriority="73"/>
+    <w:lsdException w:name="Light Shading Accent 1" w:uiPriority="60"/>
+    <w:lsdException w:name="Light List Accent 1" w:uiPriority="61"/>
+    <w:lsdException w:name="Light Grid Accent 1" w:uiPriority="62"/>
+    <w:lsdException w:name="Medium Shading 1 Accent 1" w:uiPriority="63"/>
+    <w:lsdException w:name="Medium Shading 2 Accent 1" w:uiPriority="64"/>
+    <w:lsdException w:name="Medium List 1 Accent 1" w:uiPriority="65"/>
+    <w:lsdException w:name="Revision" w:semiHidden="1"/>
+    <w:lsdException w:name="List Paragraph" w:uiPriority="34" w:qFormat="1"/>
+    <w:lsdException w:name="Quote" w:uiPriority="29" w:qFormat="1"/>
+    <w:lsdException w:name="Intense Quote" w:uiPriority="30" w:qFormat="1"/>
+    <w:lsdException w:name="Medium List 2 Accent 1" w:uiPriority="66"/>
+    <w:lsdException w:name="Medium Grid 1 Accent 1" w:uiPriority="67"/>
+    <w:lsdException w:name="Medium Grid 2 Accent 1" w:uiPriority="68"/>
+    <w:lsdException w:name="Medium Grid 3 Accent 1" w:uiPriority="69"/>
+    <w:lsdException w:name="Dark List Accent 1" w:uiPriority="70"/>
+    <w:lsdException w:name="Colorful Shading Accent 1" w:uiPriority="71"/>
+    <w:lsdException w:name="Colorful List Accent 1" w:uiPriority="72"/>
+    <w:lsdException w:name="Colorful Grid Accent 1" w:uiPriority="73"/>
+    <w:lsdException w:name="Light Shading Accent 2" w:uiPriority="60"/>
+    <w:lsdException w:name="Light List Accent 2" w:uiPriority="61"/>
+    <w:lsdException w:name="Light Grid Accent 2" w:uiPriority="62"/>
+    <w:lsdException w:name="Medium Shading 1 Accent 2" w:uiPriority="63"/>
+    <w:lsdException w:name="Medium Shading 2 Accent 2" w:uiPriority="64"/>
+    <w:lsdException w:name="Medium List 1 Accent 2" w:uiPriority="65"/>
+    <w:lsdException w:name="Medium List 2 Accent 2" w:uiPriority="66"/>
+    <w:lsdException w:name="Medium Grid 1 Accent 2" w:uiPriority="67"/>
+    <w:lsdException w:name="Medium Grid 2 Accent 2" w:uiPriority="68"/>
+    <w:lsdException w:name="Medium Grid 3 Accent 2" w:uiPriority="69"/>
+    <w:lsdException w:name="Dark List Accent 2" w:uiPriority="70"/>
+    <w:lsdException w:name="Colorful Shading Accent 2" w:uiPriority="71"/>
+    <w:lsdException w:name="Colorful List Accent 2" w:uiPriority="72"/>
+    <w:lsdException w:name="Colorful Grid Accent 2" w:uiPriority="73"/>
+    <w:lsdException w:name="Light Shading Accent 3" w:uiPriority="60"/>
+    <w:lsdException w:name="Light List Accent 3" w:uiPriority="61"/>
+    <w:lsdException w:name="Light Grid Accent 3" w:uiPriority="62"/>
+    <w:lsdException w:name="Medium Shading 1 Accent 3" w:uiPriority="63"/>
+    <w:lsdException w:name="Medium Shading 2 Accent 3" w:uiPriority="64"/>
+    <w:lsdException w:name="Medium List 1 Accent 3" w:uiPriority="65"/>
+    <w:lsdException w:name="Medium List 2 Accent 3" w:uiPriority="66"/>
+    <w:lsdException w:name="Medium Grid 1 Accent 3" w:uiPriority="67"/>
+    <w:lsdException w:name="Medium Grid 2 Accent 3" w:uiPriority="68"/>
+    <w:lsdException w:name="Medium Grid 3 Accent 3" w:uiPriority="69"/>
+    <w:lsdException w:name="Dark List Accent 3" w:uiPriority="70"/>
+    <w:lsdException w:name="Colorful Shading Accent 3" w:uiPriority="71"/>
+    <w:lsdException w:name="Colorful List Accent 3" w:uiPriority="72"/>
+    <w:lsdException w:name="Colorful Grid Accent 3" w:uiPriority="73"/>
+    <w:lsdException w:name="Light Shading Accent 4" w:uiPriority="60"/>
+    <w:lsdException w:name="Light List Accent 4" w:uiPriority="61"/>
+    <w:lsdException w:name="Light Grid Accent 4" w:uiPriority="62"/>
+    <w:lsdException w:name="Medium Shading 1 Accent 4" w:uiPriority="63"/>
+    <w:lsdException w:name="Medium Shading 2 Accent 4" w:uiPriority="64"/>
+    <w:lsdException w:name="Medium List 1 Accent 4" w:uiPriority="65"/>
+    <w:lsdException w:name="Medium List 2 Accent 4" w:uiPriority="66"/>
+    <w:lsdException w:name="Medium Grid 1 Accent 4" w:uiPriority="67"/>
+    <w:lsdException w:name="Medium Grid 2 Accent 4" w:uiPriority="68"/>
+    <w:lsdException w:name="Medium Grid 3 Accent 4" w:uiPriority="69"/>
+    <w:lsdException w:name="Dark List Accent 4" w:uiPriority="70"/>
+    <w:lsdException w:name="Colorful Shading Accent 4" w:uiPriority="71"/>
+    <w:lsdException w:name="Colorful List Accent 4" w:uiPriority="72"/>
+    <w:lsdException w:name="Colorful Grid Accent 4" w:uiPriority="73"/>
+    <w:lsdException w:name="Light Shading Accent 5" w:uiPriority="60"/>
+    <w:lsdException w:name="Light List Accent 5" w:uiPriority="61"/>
+    <w:lsdException w:name="Light Grid Accent 5" w:uiPriority="62"/>
+    <w:lsdException w:name="Medium Shading 1 Accent 5" w:uiPriority="63"/>
+    <w:lsdException w:name="Medium Shading 2 Accent 5" w:uiPriority="64"/>
+    <w:lsdException w:name="Medium List 1 Accent 5" w:uiPriority="65"/>
+    <w:lsdException w:name="Medium List 2 Accent 5" w:uiPriority="66"/>
+    <w:lsdException w:name="Medium Grid 1 Accent 5" w:uiPriority="67"/>
+    <w:lsdException w:name="Medium Grid 2 Accent 5" w:uiPriority="68"/>
+    <w:lsdException w:name="Medium Grid 3 Accent 5" w:uiPriority="69"/>
+    <w:lsdException w:name="Dark List Accent 5" w:uiPriority="70"/>
+    <w:lsdException w:name="Colorful Shading Accent 5" w:uiPriority="71"/>
+    <w:lsdException w:name="Colorful List Accent 5" w:uiPriority="72"/>
+    <w:lsdException w:name="Colorful Grid Accent 5" w:uiPriority="73"/>
+    <w:lsdException w:name="Light Shading Accent 6" w:uiPriority="60"/>
+    <w:lsdException w:name="Light List Accent 6" w:uiPriority="61"/>
+    <w:lsdException w:name="Light Grid Accent 6" w:uiPriority="62"/>
+    <w:lsdException w:name="Medium Shading 1 Accent 6" w:uiPriority="63"/>
+    <w:lsdException w:name="Medium Shading 2 Accent 6" w:uiPriority="64"/>
+    <w:lsdException w:name="Medium List 1 Accent 6" w:uiPriority="65"/>
+    <w:lsdException w:name="Medium List 2 Accent 6" w:uiPriority="66"/>
+    <w:lsdException w:name="Medium Grid 1 Accent 6" w:uiPriority="67"/>
+    <w:lsdException w:name="Medium Grid 2 Accent 6" w:uiPriority="68"/>
+    <w:lsdException w:name="Medium Grid 3 Accent 6" w:uiPriority="69"/>
+    <w:lsdException w:name="Dark List Accent 6" w:uiPriority="70"/>
+    <w:lsdException w:name="Colorful Shading Accent 6" w:uiPriority="71"/>
+    <w:lsdException w:name="Colorful List Accent 6" w:uiPriority="72"/>
+    <w:lsdException w:name="Colorful Grid Accent 6" w:uiPriority="73"/>
+    <w:lsdException w:name="Subtle Emphasis" w:uiPriority="19" w:qFormat="1"/>
+    <w:lsdException w:name="Intense Emphasis" w:uiPriority="21" w:qFormat="1"/>
+    <w:lsdException w:name="Subtle Reference" w:uiPriority="31" w:qFormat="1"/>
+    <w:lsdException w:name="Intense Reference" w:uiPriority="32" w:qFormat="1"/>
+    <w:lsdException w:name="Book Title" w:uiPriority="33" w:qFormat="1"/>
+    <w:lsdException w:name="Bibliography" w:semiHidden="1" w:uiPriority="37" w:unhideWhenUsed="1"/>
+    <w:lsdException w:name="TOC Heading" w:semiHidden="1" w:uiPriority="39" w:unhideWhenUsed="1" w:qFormat="1"/>
+    <w:lsdException w:name="Plain Table 1" w:uiPriority="41"/>
+    <w:lsdException w:name="Plain Table 2" w:uiPriority="42"/>
+    <w:lsdException w:name="Plain Table 3" w:uiPriority="43"/>
+    <w:lsdException w:name="Plain Table 4" w:uiPriority="44"/>
+    <w:lsdException w:name="Plain Table 5" w:uiPriority="45"/>
+    <w:lsdException w:name="Grid Table Light" w:uiPriority="40"/>
+    <w:lsdException w:name="Grid Table 1 Light" w:uiPriority="46"/>
+    <w:lsdException w:name="Grid Table 2" w:uiPriority="47"/>
+    <w:lsdException w:name="Grid Table 3" w:uiPriority="48"/>
+    <w:lsdException w:name="Grid Table 4" w:uiPriority="49"/>
+    <w:lsdException w:name="Grid Table 5 Dark" w:uiPriority="50"/>
+    <w:lsdException w:name="Grid Table 6 Colorful" w:uiPriority="51"/>
+    <w:lsdException w:name="Grid Table 7 Colorful" w:uiPriority="52"/>
+    <w:lsdException w:name="Grid Table 1 Light Accent 1" w:uiPriority="46"/>
+    <w:lsdException w:name="Grid Table 2 Accent 1" w:uiPriority="47"/>
+    <w:lsdException w:name="Grid Table 3 Accent 1" w:uiPriority="48"/>
+    <w:lsdException w:name="Grid Table 4 Accent 1" w:uiPriority="49"/>
+    <w:lsdException w:name="Grid Table 5 Dark Accent 1" w:uiPriority="50"/>
+    <w:lsdException w:name="Grid Table 6 Colorful Accent 1" w:uiPriority="51"/>
+    <w:lsdException w:name="Grid Table 7 Colorful Accent 1" w:uiPriority="52"/>
+    <w:lsdException w:name="Grid Table 1 Light Accent 2" w:uiPriority="46"/>
+    <w:lsdException w:name="Grid Table 2 Accent 2" w:uiPriority="47"/>
+    <w:lsdException w:name="Grid Table 3 Accent 2" w:uiPriority="48"/>
+    <w:lsdException w:name="Grid Table 4 Accent 2" w:uiPriority="49"/>
+    <w:lsdException w:name="Grid Table 5 Dark Accent 2" w:uiPriority="50"/>
+    <w:lsdException w:name="Grid Table 6 Colorful Accent 2" w:uiPriority="51"/>
+    <w:lsdException w:name="Grid Table 7 Colorful Accent 2" w:uiPriority="52"/>
+    <w:lsdException w:name="Grid Table 1 Light Accent 3" w:uiPriority="46"/>
+    <w:lsdException w:name="Grid Table 2 Accent 3" w:uiPriority="47"/>
+    <w:lsdException w:name="Grid Table 3 Accent 3" w:uiPriority="48"/>
+    <w:lsdException w:name="Grid Table 4 Accent 3" w:uiPriority="49"/>
+    <w:lsdException w:name="Grid Table 5 Dark Accent 3" w:uiPriority="50"/>
+    <w:lsdException w:name="Grid Table 6 Colorful Accent 3" w:uiPriority="51"/>
+    <w:lsdException w:name="Grid Table 7 Colorful Accent 3" w:uiPriority="52"/>
+    <w:lsdException w:name="Grid Table 1 Light Accent 4" w:uiPriority="46"/>
+    <w:lsdException w:name="Grid Table 2 Accent 4" w:uiPriority="47"/>
+    <w:lsdException w:name="Grid Table 3 Accent 4" w:uiPriority="48"/>
+    <w:lsdException w:name="Grid Table 4 Accent 4" w:uiPriority="49"/>
+    <w:lsdException w:name="Grid Table 5 Dark Accent 4" w:uiPriority="50"/>
+    <w:lsdException w:name="Grid Table 6 Colorful Accent 4" w:uiPriority="51"/>
+    <w:lsdException w:name="Grid Table 7 Colorful Accent 4" w:uiPriority="52"/>
+    <w:lsdException w:name="Grid Table 1 Light Accent 5" w:uiPriority="46"/>
+    <w:lsdException w:name="Grid Table 2 Accent 5" w:uiPriority="47"/>
+    <w:lsdException w:name="Grid Table 3 Accent 5" w:uiPriority="48"/>
+    <w:lsdException w:name="Grid Table 4 Accent 5" w:uiPriority="49"/>
+    <w:lsdException w:name="Grid Table 5 Dark Accent 5" w:uiPriority="50"/>
+    <w:lsdException w:name="Grid Table 6 Colorful Accent 5" w:uiPriority="51"/>
+    <w:lsdException w:name="Grid Table 7 Colorful Accent 5" w:uiPriority="52"/>
+    <w:lsdException w:name="Grid Table 1 Light Accent 6" w:uiPriority="46"/>
+    <w:lsdException w:name="Grid Table 2 Accent 6" w:uiPriority="47"/>
+    <w:lsdException w:name="Grid Table 3 Accent 6" w:uiPriority="48"/>
+    <w:lsdException w:name="Grid Table 4 Accent 6" w:uiPriority="49"/>
+    <w:lsdException w:name="Grid Table 5 Dark Accent 6" w:uiPriority="50"/>
+    <w:lsdException w:name="Grid Table 6 Colorful Accent 6" w:uiPriority="51"/>
+    <w:lsdException w:name="Grid Table 7 Colorful Accent 6" w:uiPriority="52"/>
+    <w:lsdException w:name="List Table 1 Light" w:uiPriority="46"/>
+    <w:lsdException w:name="List Table 2" w:uiPriority="47"/>
+    <w:lsdException w:name="List Table 3" w:uiPriority="48"/>
+    <w:lsdException w:name="List Table 4" w:uiPriority="49"/>
+    <w:lsdException w:name="List Table 5 Dark" w:uiPriority="50"/>
+    <w:lsdException w:name="List Table 6 Colorful" w:uiPriority="51"/>
+    <w:lsdException w:name="List Table 7 Colorful" w:uiPriority="52"/>
+    <w:lsdException w:name="List Table 1 Light Accent 1" w:uiPriority="46"/>
+    <w:lsdException w:name="List Table 2 Accent 1" w:uiPriority="47"/>
+    <w:lsdException w:name="List Table 3 Accent 1" w:uiPriority="48"/>
+    <w:lsdException w:name="List Table 4 Accent 1" w:uiPriority="49"/>
+    <w:lsdException w:name="List Table 5 Dark Accent 1" w:uiPriority="50"/>
+    <w:lsdException w:name="List Table 6 Colorful Accent 1" w:uiPriority="51"/>
+    <w:lsdException w:name="List Table 7 Colorful Accent 1" w:uiPriority="52"/>
+    <w:lsdException w:name="List Table 1 Light Accent 2" w:uiPriority="46"/>
+    <w:lsdException w:name="List Table 2 Accent 2" w:uiPriority="47"/>
+    <w:lsdException w:name="List Table 3 Accent 2" w:uiPriority="48"/>
+    <w:lsdException w:name="List Table 4 Accent 2" w:uiPriority="49"/>
+    <w:lsdException w:name="List Table 5 Dark Accent 2" w:uiPriority="50"/>
+    <w:lsdException w:name="List Table 6 Colorful Accent 2" w:uiPriority="51"/>
+    <w:lsdException w:name="List Table 7 Colorful Accent 2" w:uiPriority="52"/>
+    <w:lsdException w:name="List Table 1 Light Accent 3" w:uiPriority="46"/>
+    <w:lsdException w:name="List Table 2 Accent 3" w:uiPriority="47"/>
+    <w:lsdException w:name="List Table 3 Accent 3" w:uiPriority="48"/>
+    <w:lsdException w:name="List Table 4 Accent 3" w:uiPriority="49"/>
+    <w:lsdException w:name="List Table 5 Dark Accent 3" w:uiPriority="50"/>
+    <w:lsdException w:name="List Table 6 Colorful Accent 3" w:uiPriority="51"/>
+    <w:lsdException w:name="List Table 7 Colorful Accent 3" w:uiPriority="52"/>
+    <w:lsdException w:name="List Table 1 Light Accent 4" w:uiPriority="46"/>
+    <w:lsdException w:name="List Table 2 Accent 4" w:uiPriority="47"/>
+    <w:lsdException w:name="List Table 3 Accent 4" w:uiPriority="48"/>
+    <w:lsdException w:name="List Table 4 Accent 4" w:uiPriority="49"/>
+    <w:lsdException w:name="List Table 5 Dark Accent 4" w:uiPriority="50"/>
+    <w:lsdException w:name="List Table 6 Colorful Accent 4" w:uiPriority="51"/>
+    <w:lsdException w:name="List Table 7 Colorful Accent 4" w:uiPriority="52"/>
+    <w:lsdException w:name="List Table 1 Light Accent 5" w:uiPriority="46"/>
+    <w:lsdException w:name="List Table 2 Accent 5" w:uiPriority="47"/>
+    <w:lsdException w:name="List Table 3 Accent 5" w:uiPriority="48"/>
+    <w:lsdException w:name="List Table 4 Accent 5" w:uiPriority="49"/>
+    <w:lsdException w:name="List Table 5 Dark Accent 5" w:uiPriority="50"/>
+    <w:lsdException w:name="List Table 6 Colorful Accent 5" w:uiPriority="51"/>
+    <w:lsdException w:name="List Table 7 Colorful Accent 5" w:uiPriority="52"/>
+    <w:lsdException w:name="List Table 1 Light Accent 6" w:uiPriority="46"/>
+    <w:lsdException w:name="List Table 2 Accent 6" w:uiPriority="47"/>
+    <w:lsdException w:name="List Table 3 Accent 6" w:uiPriority="48"/>
+    <w:lsdException w:name="List Table 4 Accent 6" w:uiPriority="49"/>
+    <w:lsdException w:name="List Table 5 Dark Accent 6" w:uiPriority="50"/>
+    <w:lsdException w:name="List Table 6 Colorful Accent 6" w:uiPriority="51"/>
+    <w:lsdException w:name="List Table 7 Colorful Accent 6" w:uiPriority="52"/>
+    <w:lsdException w:name="Mention" w:semiHidden="1" w:unhideWhenUsed="1"/>
+    <w:lsdException w:name="Smart Hyperlink" w:semiHidden="1" w:unhideWhenUsed="1"/>
+    <w:lsdException w:name="Hashtag" w:semiHidden="1" w:unhideWhenUsed="1"/>
+    <w:lsdException w:name="Unresolved Mention" w:semiHidden="1" w:unhideWhenUsed="1"/>
+    <w:lsdException w:name="Smart Link" w:semiHidden="1" w:unhideWhenUsed="1"/>
+  </w:latentStyles>
+  <w:style w:type="paragraph" w:default="1" w:styleId="Normal">
+    <w:name w:val="Normal"/>
+    <w:qFormat/>
   </w:style>
-  <w:style w:type="paragraph" w:styleId="Normal" w:default="1">
-    <w:name w:val="normal"/>
-  </w:style>
-  <w:style w:type="paragraph" w:styleId="Heading1">
+  <w:style w:type="paragraph" w:styleId="Ttulo1">
     <w:name w:val="heading 1"/>
     <w:basedOn w:val="Normal"/>
     <w:next w:val="Normal"/>
+    <w:uiPriority w:val="9"/>
+    <w:qFormat/>
     <w:pPr>
-      <w:keepNext w:val="1"/>
-      <w:keepLines w:val="1"/>
-      <w:pageBreakBefore w:val="0"/>
-      <w:spacing w:after="120" w:before="400" w:lineRule="auto"/>
+      <w:keepNext/>
+      <w:keepLines/>
+      <w:spacing w:before="400" w:after="120"/>
+      <w:outlineLvl w:val="0"/>
     </w:pPr>
     <w:rPr>
       <w:sz w:val="40"/>
       <w:szCs w:val="40"/>
     </w:rPr>
   </w:style>
-  <w:style w:type="paragraph" w:styleId="Heading2">
+  <w:style w:type="paragraph" w:styleId="Ttulo2">
     <w:name w:val="heading 2"/>
     <w:basedOn w:val="Normal"/>
     <w:next w:val="Normal"/>
+    <w:uiPriority w:val="9"/>
+    <w:unhideWhenUsed/>
+    <w:qFormat/>
     <w:pPr>
-      <w:keepNext w:val="1"/>
-      <w:keepLines w:val="1"/>
-      <w:pageBreakBefore w:val="0"/>
-      <w:spacing w:after="120" w:before="360" w:lineRule="auto"/>
+      <w:keepNext/>
+      <w:keepLines/>
+      <w:spacing w:before="360" w:after="120"/>
+      <w:outlineLvl w:val="1"/>
     </w:pPr>
     <w:rPr>
-      <w:b w:val="0"/>
-      <w:bCs w:val="0"/>
       <w:sz w:val="32"/>
       <w:szCs w:val="32"/>
     </w:rPr>
   </w:style>
-  <w:style w:type="paragraph" w:styleId="Heading3">
+  <w:style w:type="paragraph" w:styleId="Ttulo3">
     <w:name w:val="heading 3"/>
     <w:basedOn w:val="Normal"/>
     <w:next w:val="Normal"/>
+    <w:uiPriority w:val="9"/>
+    <w:semiHidden/>
+    <w:unhideWhenUsed/>
+    <w:qFormat/>
     <w:pPr>
-      <w:keepNext w:val="1"/>
-      <w:keepLines w:val="1"/>
-      <w:pageBreakBefore w:val="0"/>
-      <w:spacing w:after="80" w:before="320" w:lineRule="auto"/>
+      <w:keepNext/>
+      <w:keepLines/>
+      <w:spacing w:before="320" w:after="80"/>
+      <w:outlineLvl w:val="2"/>
     </w:pPr>
     <w:rPr>
-      <w:b w:val="0"/>
-      <w:bCs w:val="0"/>
       <w:color w:val="434343"/>
       <w:sz w:val="28"/>
       <w:szCs w:val="28"/>
     </w:rPr>
   </w:style>
-  <w:style w:type="paragraph" w:styleId="Heading4">
+  <w:style w:type="paragraph" w:styleId="Ttulo4">
     <w:name w:val="heading 4"/>
     <w:basedOn w:val="Normal"/>
     <w:next w:val="Normal"/>
+    <w:uiPriority w:val="9"/>
+    <w:semiHidden/>
+    <w:unhideWhenUsed/>
+    <w:qFormat/>
     <w:pPr>
-      <w:keepNext w:val="1"/>
-      <w:keepLines w:val="1"/>
-      <w:pageBreakBefore w:val="0"/>
-      <w:spacing w:after="80" w:before="280" w:lineRule="auto"/>
+      <w:keepNext/>
+      <w:keepLines/>
+      <w:spacing w:before="280" w:after="80"/>
+      <w:outlineLvl w:val="3"/>
     </w:pPr>
     <w:rPr>
       <w:color w:val="666666"/>
@@ -835,69 +1432,110 @@
       <w:szCs w:val="24"/>
     </w:rPr>
   </w:style>
-  <w:style w:type="paragraph" w:styleId="Heading5">
+  <w:style w:type="paragraph" w:styleId="Ttulo5">
     <w:name w:val="heading 5"/>
     <w:basedOn w:val="Normal"/>
     <w:next w:val="Normal"/>
+    <w:uiPriority w:val="9"/>
+    <w:semiHidden/>
+    <w:unhideWhenUsed/>
+    <w:qFormat/>
     <w:pPr>
-      <w:keepNext w:val="1"/>
-      <w:keepLines w:val="1"/>
-      <w:pageBreakBefore w:val="0"/>
-      <w:spacing w:after="80" w:before="240" w:lineRule="auto"/>
+      <w:keepNext/>
+      <w:keepLines/>
+      <w:spacing w:before="240" w:after="80"/>
+      <w:outlineLvl w:val="4"/>
     </w:pPr>
     <w:rPr>
       <w:color w:val="666666"/>
-      <w:sz w:val="22"/>
-      <w:szCs w:val="22"/>
     </w:rPr>
   </w:style>
-  <w:style w:type="paragraph" w:styleId="Heading6">
+  <w:style w:type="paragraph" w:styleId="Ttulo6">
     <w:name w:val="heading 6"/>
     <w:basedOn w:val="Normal"/>
     <w:next w:val="Normal"/>
+    <w:uiPriority w:val="9"/>
+    <w:semiHidden/>
+    <w:unhideWhenUsed/>
+    <w:qFormat/>
     <w:pPr>
-      <w:keepNext w:val="1"/>
-      <w:keepLines w:val="1"/>
-      <w:pageBreakBefore w:val="0"/>
-      <w:spacing w:after="80" w:before="240" w:lineRule="auto"/>
+      <w:keepNext/>
+      <w:keepLines/>
+      <w:spacing w:before="240" w:after="80"/>
+      <w:outlineLvl w:val="5"/>
     </w:pPr>
     <w:rPr>
-      <w:i w:val="1"/>
-      <w:iCs w:val="1"/>
+      <w:i/>
+      <w:iCs/>
       <w:color w:val="666666"/>
-      <w:sz w:val="22"/>
-      <w:szCs w:val="22"/>
     </w:rPr>
   </w:style>
-  <w:style w:type="paragraph" w:styleId="Title">
+  <w:style w:type="character" w:default="1" w:styleId="Fuentedeprrafopredeter">
+    <w:name w:val="Default Paragraph Font"/>
+    <w:uiPriority w:val="1"/>
+    <w:semiHidden/>
+    <w:unhideWhenUsed/>
+  </w:style>
+  <w:style w:type="table" w:default="1" w:styleId="Tablanormal">
+    <w:name w:val="Normal Table"/>
+    <w:uiPriority w:val="99"/>
+    <w:semiHidden/>
+    <w:unhideWhenUsed/>
+    <w:tblPr>
+      <w:tblInd w:w="0" w:type="dxa"/>
+      <w:tblCellMar>
+        <w:top w:w="0" w:type="dxa"/>
+        <w:left w:w="108" w:type="dxa"/>
+        <w:bottom w:w="0" w:type="dxa"/>
+        <w:right w:w="108" w:type="dxa"/>
+      </w:tblCellMar>
+    </w:tblPr>
+  </w:style>
+  <w:style w:type="numbering" w:default="1" w:styleId="Sinlista">
+    <w:name w:val="No List"/>
+    <w:uiPriority w:val="99"/>
+    <w:semiHidden/>
+    <w:unhideWhenUsed/>
+  </w:style>
+  <w:style w:type="table" w:customStyle="1" w:styleId="TableNormal">
+    <w:name w:val="TableNormal"/>
+    <w:tblPr>
+      <w:tblCellMar>
+        <w:top w:w="100" w:type="dxa"/>
+        <w:left w:w="100" w:type="dxa"/>
+        <w:bottom w:w="100" w:type="dxa"/>
+        <w:right w:w="100" w:type="dxa"/>
+      </w:tblCellMar>
+    </w:tblPr>
+  </w:style>
+  <w:style w:type="paragraph" w:styleId="Ttulo">
     <w:name w:val="Title"/>
     <w:basedOn w:val="Normal"/>
     <w:next w:val="Normal"/>
+    <w:uiPriority w:val="10"/>
+    <w:qFormat/>
     <w:pPr>
-      <w:keepNext w:val="1"/>
-      <w:keepLines w:val="1"/>
-      <w:pageBreakBefore w:val="0"/>
-      <w:spacing w:after="60" w:before="0" w:lineRule="auto"/>
+      <w:keepNext/>
+      <w:keepLines/>
+      <w:spacing w:after="60"/>
     </w:pPr>
     <w:rPr>
       <w:sz w:val="52"/>
       <w:szCs w:val="52"/>
     </w:rPr>
   </w:style>
-  <w:style w:type="paragraph" w:styleId="Subtitle">
+  <w:style w:type="paragraph" w:styleId="Subttulo">
     <w:name w:val="Subtitle"/>
     <w:basedOn w:val="Normal"/>
     <w:next w:val="Normal"/>
+    <w:uiPriority w:val="11"/>
+    <w:qFormat/>
     <w:pPr>
-      <w:keepNext w:val="1"/>
-      <w:keepLines w:val="1"/>
-      <w:pageBreakBefore w:val="0"/>
-      <w:spacing w:after="320" w:before="0" w:lineRule="auto"/>
+      <w:keepNext/>
+      <w:keepLines/>
+      <w:spacing w:after="320"/>
     </w:pPr>
     <w:rPr>
-      <w:rFonts w:ascii="Arial" w:cs="Arial" w:eastAsia="Arial" w:hAnsi="Arial"/>
-      <w:i w:val="0"/>
-      <w:iCs w:val="0"/>
       <w:color w:val="666666"/>
       <w:sz w:val="30"/>
       <w:szCs w:val="30"/>
